--- a/Arquitectura de Sistemas Computacionales/Kit docente/Clase 3/Guion Docente Clase 3 - Virtualizacion y contenedores.docx
+++ b/Arquitectura de Sistemas Computacionales/Kit docente/Clase 3/Guion Docente Clase 3 - Virtualizacion y contenedores.docx
@@ -984,7 +984,7 @@
           <w:color w:val="4A4A49"/>
           <w:sz w:val="22"/>
         </w:rPr>
-        <w:t>Plataforma de entrega: ExamLab (examlab.lovable.app/app). Campus Virtual sigue siendo el canal institucional.</w:t>
+        <w:t>Plataforma de entrega: ExamLab (examlab.lovable.app/app). La UNIAJC no tiene campus virtual propio.</w:t>
       </w:r>
     </w:p>
     <w:p>

--- a/Arquitectura de Sistemas Computacionales/Kit docente/Clase 3/Guion Docente Clase 3 - Virtualizacion y contenedores.docx
+++ b/Arquitectura de Sistemas Computacionales/Kit docente/Clase 3/Guion Docente Clase 3 - Virtualizacion y contenedores.docx
@@ -245,7 +245,7 @@
           <w:color w:val="4A4A49"/>
           <w:sz w:val="22"/>
         </w:rPr>
-        <w:t>Virtualizacion (maquinas virtuales): un hipervisor crea varias maquinas virtuales sobre un mismo hardware fisico, y cada VM tiene su PROPIO sistema operativo completo (kernel incluido), aislado de las demas. Es aislamiento fuerte, pero cada VM carga el peso completo de un SO.</w:t>
+        <w:t>Las dos clases anteriores decidieron QUE se va a construir (dominio, capacidades, actores, diagrama de contexto) y BAJO QUE modelo de servicio se va a operar, con su registro de decision. Hoy se abre la caja de la maquinaria que hace posible todo eso: la virtualizacion y su descendiente directo, los contenedores. Es la primera clase francamente tecnica del curso y la primera en la que el estudiante escribe algo que una maquina ejecuta. El entregable es un Dockerfile y una captura del contenedor corriendo, obtenida en Play with Docker, un laboratorio gratuito que funciona en el navegador. Conviene decir desde el minuto uno por que esto importa para la arquitectura y no solo para la operacion: el contenedor es la unidad de despliegue con la que se razona en todos los diagramas siguientes, y sin entender que es exactamente, el nivel de contenedores del modelo C4 que se dibuja en la Clase 4 queda en pura metafora.</w:t>
       </w:r>
     </w:p>
     <w:p>
@@ -255,7 +255,7 @@
           <w:color w:val="4A4A49"/>
           <w:sz w:val="22"/>
         </w:rPr>
-        <w:t>Contenedores: en cambio, todos los contenedores de una maquina COMPARTEN el kernel del sistema operativo anfitrion; cada contenedor solo empaqueta la aplicacion y sus dependencias (librerias, configuracion), no un SO completo. Por eso arrancan en segundos (no minutos) y pesan megabytes (no gigabytes) comparado con una VM.</w:t>
+        <w:t>Antes de la virtualizacion, cada aplicacion importante vivia en su propio servidor fisico, por una razon sencilla: si dos aplicaciones compartian maquina, una podia tumbar a la otra. El resultado era un desperdicio enorme, con servidores trabajando tipicamente entre el 5 % y el 15 % de su capacidad la mayor parte del tiempo. La virtualizacion resolvio eso con una pieza de software llamada hipervisor, que se interpone entre el hardware y los sistemas operativos y presenta a cada uno la ilusion de tener una maquina completa para si. Cada una de esas maquinas se llama maquina virtual y contiene un sistema operativo entero, kernel incluido, donde kernel es el nucleo del sistema operativo, la parte que administra memoria, procesos y acceso al hardware. Los ordenes de magnitud que el docente debe poder citar: una maquina virtual ocupa varios gigabytes en disco y tarda entre 30 segundos y unos minutos en arrancar, porque debe iniciar un sistema operativo completo. En contraparte, su aislamiento es fuerte, ya que dos maquinas virtuales no comparten kernel y un problema en el nucleo de una no alcanza a la otra.</w:t>
       </w:r>
     </w:p>
     <w:p>
@@ -265,7 +265,7 @@
           <w:color w:val="4A4A49"/>
           <w:sz w:val="22"/>
         </w:rPr>
-        <w:t>Distincion clave que se confunde seguido: una IMAGEN es la plantilla inmutable (el "molde": codigo + dependencias + configuracion); un CONTENEDOR es una instancia en ejecucion de esa imagen (el "objeto" corriendo). De una misma imagen se pueden lanzar muchos contenedores identicos.</w:t>
+        <w:t>Un contenedor parte de una observacion distinta: casi nunca se necesita otro sistema operativo, solo un espacio aislado dentro del que ya existe. Todos los contenedores de una maquina comparten el kernel del anfitrion, y el aislamiento se consigue con dos mecanismos del propio Linux. Los namespaces le dan a cada contenedor su propia vista de procesos, red, usuarios y sistema de archivos, de modo que dentro del contenedor su proceso principal se ve con el numero 1 y no ve los procesos vecinos. Los cgroups, o grupos de control, limitan cuanta CPU y cuanta memoria puede consumir. Sin sistema operativo propio, los numeros cambian de escala: una imagen basada en Alpine Linux pesa del orden de 5 a 10 MB, una imagen slim de un runtime como Node ronda los 150 a 250 MB frente a cerca de 1 GB de la version completa, y el arranque es de decimas de segundo. Aqui esta la respuesta a la frase que hay que evitar: un contenedor no es «una maquina virtual ligera». La diferencia no es el peso sino el aislamiento; como el kernel es compartido, una vulnerabilidad del kernel puede afectar a todos los contenedores de esa maquina, y por eso los proveedores de nube siguen usando maquinas virtuales para separar clientes distintos y ejecutan los contenedores DENTRO de ellas. Contenedores y maquinas virtuales no compiten: se apilan.</w:t>
       </w:r>
     </w:p>
     <w:p>
@@ -275,7 +275,7 @@
           <w:color w:val="4A4A49"/>
           <w:sz w:val="22"/>
         </w:rPr>
-        <w:t>Para evitar depender de Docker Desktop (que requiere licencia/recursos en equipos institucionales), se usa Play with Docker (labs.play-with-docker.com, sesiones de 4h) como lab principal en el navegador — da una terminal Linux real con Docker instalado, sin instalar nada localmente. Killercoda queda como alterna si PWD no esta disponible.</w:t>
+        <w:t>Cuatro terminos se confunden de forma sistematica y conviene fijarlos con una sola analogia. El Dockerfile es la receta: un archivo de texto con instrucciones. La imagen es el resultado de ejecutar esa receta, un paquete inmutable y de solo lectura con el codigo, las dependencias y la configuracion. El contenedor es una instancia en ejecucion de esa imagen, y de una misma imagen se pueden lanzar diez contenedores identicos, igual que de una clase se instancian muchos objetos; esa comparacion funciona bien con estudiantes que ya vieron programacion orientada a objetos. Y el registro, o registry, es el repositorio donde las imagenes se publican y se descargan. Un detalle que explica el comportamiento diario: la imagen se construye por capas, una por instruccion, y esas capas quedan en cache; si una instruccion no cambio, la reconstruccion la reutiliza en lugar de volver a ejecutarla. De ahi la unica optimizacion que hay que ensenar hoy: copiar primero el archivo de dependencias e instalarlas, y solo despues copiar el codigo fuente, porque el codigo cambia en cada commit y las dependencias casi nunca. Hacerlo al reves obliga a reinstalar todo en cada construccion y convierte una build de 10 segundos en una de varios minutos.</w:t>
       </w:r>
     </w:p>
     <w:p>
@@ -285,7 +285,47 @@
           <w:color w:val="4A4A49"/>
           <w:sz w:val="22"/>
         </w:rPr>
-        <w:t>Error de docente que no domina el tema: decir que un contenedor "es una VM ligera" sin mas — la diferencia arquitectonica real es el aislamiento (kernel propio vs kernel compartido), no solo el tamano.</w:t>
+        <w:t>Primer ejemplo concreto en CloudLite. El equipo de CloudLite Turnos contenerizara un stub de su API, es decir una version minima que responde algo verificable, por ejemplo un endpoint llamado /salud que devuelve el texto ok. Su Dockerfile tiene seis instrucciones y el docente debe poder explicar cada una. FROM node:20-alpine elige la imagen base, o sea el punto de partida ya construido por otros, en este caso un Linux minimo con Node instalado. WORKDIR /app fija el directorio dentro del contenedor donde ocurrira todo lo demas. COPY package.json ./ trae solo la lista de dependencias. RUN npm install las instala dentro de la imagen y no en la maquina del estudiante, lo cual es el punto entero del ejercicio, porque la dependencia viaja con el artefacto. COPY . . trae el resto del codigo. EXPOSE 3000 documenta en que puerto escucha el proceso. Y CMD indica que comando ejecutar cuando el contenedor arranque. Un detalle que hay que subrayar porque genera confusion: EXPOSE no abre nada, solo documenta. Lo que realmente publica el puerto es la opcion -p al ejecutar, por ejemplo -p 8080:3000, que se lee de derecha a izquierda, ya que el puerto 3000 de dentro del contenedor queda accesible como 8080 desde fuera.</w:t>
+      </w:r>
+    </w:p>
+    <w:p>
+      <w:r>
+        <w:rPr>
+          <w:b w:val="0"/>
+          <w:color w:val="4A4A49"/>
+          <w:sz w:val="22"/>
+        </w:rPr>
+        <w:t>Segundo ejemplo concreto. Tras ejecutar el contenedor, el comando docker ps lista lo que esta corriendo con siete columnas, y leerlas es parte del entregable: identificador del contenedor, imagen de la que proviene, comando en ejecucion, tiempo desde su creacion, estado, puertos publicados y nombre asignado. La columna de estado es la que hay que mirar: si dice Up seguido de un tiempo, el contenedor vive; si dice Exited con un codigo entre parentesis, murio, y ese codigo es la primera pista del problema. Un equipo mas adelantado puede levantar dos contenedores, la API y un stub de notificaciones, y comprobar algo que sera central en la Clase 4: desde el contenedor de la API, la direccion localhost NO es la maquina anfitriona ni el otro contenedor, es el propio contenedor, y para que dos contenedores se hablen hay que ponerlos en una misma red y llamarse por nombre. Todo esto ocurre en Play with Docker (labs.play-with-docker.com), que entrega una terminal Linux real con Docker ya instalado dentro del navegador, en sesiones de cuatro horas, sin tarjeta de credito y sin instalar Docker Desktop, que en equipos institucionales suele estar bloqueado y tiene condiciones de licencia para organizaciones grandes. La contrapartida hay que anunciarla antes de empezar y no despues: la sesion es efimera y al expirar se pierde lo que exista solo alli, de modo que el Dockerfile se escribe en el repositorio del equipo y se pega en el laboratorio, nunca al contrario. Si el sitio esta caido o saturado, Killercoda cumple la misma funcion, tambien gratis y en el navegador.</w:t>
+      </w:r>
+    </w:p>
+    <w:p>
+      <w:r>
+        <w:rPr>
+          <w:b w:val="0"/>
+          <w:color w:val="4A4A49"/>
+          <w:sz w:val="22"/>
+        </w:rPr>
+        <w:t>Tres preguntas se repiten en esta clase. Por que mi contenedor arranca y se muere de inmediato: porque un contenedor vive exactamente lo que vive su proceso principal, y si el comando termina, el contenedor termina. No es un error, es el diseno; un contenedor no es una maquina encendida esperando ordenes, es un proceso envuelto en aislamiento, y la solucion es que el comando quede corriendo en primer plano. Segunda: donde quedan mis datos si borro el contenedor. Se pierden, porque el sistema de archivos del contenedor es efimero; para persistir hay que montar un volumen, es decir un almacenamiento cuyo ciclo de vida es independiente del contenedor, y esa es la razon por la cual una base de datos no se trata igual que una API, tema que reaparece en la Clase 7 con almacenamiento y en la Clase 13 al discutir que piezas se pueden replicar. Tercera: entonces la base de datos tambien va en un contenedor. Para desarrollo y para este curso si, y es la practica normal; en produccion la respuesta honesta es que muchas organizaciones prefieren un servicio de datos gestionado, que es precisamente la decision registrada en el ADR de la Clase 2.</w:t>
+      </w:r>
+    </w:p>
+    <w:p>
+      <w:r>
+        <w:rPr>
+          <w:b w:val="0"/>
+          <w:color w:val="4A4A49"/>
+          <w:sz w:val="22"/>
+        </w:rPr>
+        <w:t>Antes de cerrar hay que desactivar una colision de vocabulario que arruina la Clase 4 si no se advierte hoy. En el modelo C4, la palabra contenedor significa cualquier cosa que se ejecuta o almacena de forma independiente, como una aplicacion web, una API o una base de datos, y es un concepto de diagrama anterior a Docker. El contenedor de Docker, en cambio, es un mecanismo concreto de empaquetado y ejecucion. Se parecen y a menudo coinciden uno a uno, pero no son sinonimos: una base de datos gestionada que nadie contenerizo sigue siendo un contenedor en el sentido de C4. Decirlo hoy, mientras el estudiante tiene un docker ps en la pantalla, cuesta dos minutos; no decirlo cuesta media clase de confusion la semana siguiente, cuando se dibuje el C4 Containers de CloudLite y alguien pregunte si debe dockerizar cada caja del diagrama. La respuesta, dicha desde ya, es no.</w:t>
+      </w:r>
+    </w:p>
+    <w:p>
+      <w:r>
+        <w:rPr>
+          <w:b w:val="0"/>
+          <w:color w:val="4A4A49"/>
+          <w:sz w:val="22"/>
+        </w:rPr>
+        <w:t>Error tipico del docente que no domina el tema: repetir que un contenedor es una maquina virtual liviana y dejarlo ahi. El estudiante que aprende eso concluye que puede correr cualquier cosa en cualquier parte con aislamiento total, y en la Clase 6 no entendera por que el kernel compartido es un asunto de seguridad, ni por que existe la recomendacion de no ejecutar el proceso como usuario root dentro del contenedor. El segundo error es convertir la clase en un recetario de comandos: dictar docker build, docker run y docker ps al tablero para que todos copien, sin explicar la distincion entre imagen y contenedor ni el modelo de capas. Un grupo que solo copio comandos consigue la captura del entregable, pero en la Clase 8, cuando el pipeline de integracion continua deba construir una imagen automaticamente, no sabra que esta construyendo ni por que su build tarda cinco minutos, y en la sustentacion de la Clase 15 describira su arquitectura diciendo que lo metieron en Docker, que no es una decision arquitectonica sino una herramienta sin justificar.</w:t>
       </w:r>
     </w:p>
     <w:p>
@@ -393,7 +433,17 @@
           <w:color w:val="4A4A49"/>
           <w:sz w:val="22"/>
         </w:rPr>
-        <w:t>Pasa diapositiva de agenda y objetivos. Abre el enunciado PI si alguien aún no lo tiene.</w:t>
+        <w:t>Pasa la diapositiva de agenda y la de objetivos. Abre el enunciado PI si alguien aún no lo tiene.</w:t>
+      </w:r>
+    </w:p>
+    <w:p>
+      <w:r>
+        <w:rPr>
+          <w:b w:val="0"/>
+          <w:color w:val="4A4A49"/>
+          <w:sz w:val="22"/>
+        </w:rPr>
+        <w:t>Pregunta de arranque (1 min): «¿en qué quedó su CloudLite la clase pasada?» — sirve para detectar equipos rezagados antes de avanzar.</w:t>
       </w:r>
     </w:p>
     <w:p>
@@ -416,7 +466,46 @@
           <w:color w:val="4A4A49"/>
           <w:sz w:val="22"/>
         </w:rPr>
-        <w:t>Recorre las slides de conceptos. Cada 7–8 min amarra al artefacto del PI:</w:t>
+        <w:t>Cubre estos conceptos, en este orden, ~10 min cada uno (son los títulos de las diapositivas de teoría):</w:t>
+      </w:r>
+    </w:p>
+    <w:p>
+      <w:pPr>
+        <w:pStyle w:val="ListBullet"/>
+      </w:pPr>
+      <w:r>
+        <w:rPr>
+          <w:b w:val="0"/>
+          <w:color w:val="4A4A49"/>
+          <w:sz w:val="22"/>
+        </w:rPr>
+        <w:t>VM vs contenedor</w:t>
+      </w:r>
+    </w:p>
+    <w:p>
+      <w:pPr>
+        <w:pStyle w:val="ListBullet"/>
+      </w:pPr>
+      <w:r>
+        <w:rPr>
+          <w:b w:val="0"/>
+          <w:color w:val="4A4A49"/>
+          <w:sz w:val="22"/>
+        </w:rPr>
+        <w:t>Lab en navegador (pasos demo)</w:t>
+      </w:r>
+    </w:p>
+    <w:p>
+      <w:pPr>
+        <w:pStyle w:val="ListBullet"/>
+      </w:pPr>
+      <w:r>
+        <w:rPr>
+          <w:b w:val="0"/>
+          <w:color w:val="4A4A49"/>
+          <w:sz w:val="22"/>
+        </w:rPr>
+        <w:t>Dockerfile mínimo para el stub</w:t>
       </w:r>
     </w:p>
     <w:p>
@@ -426,7 +515,7 @@
           <w:color w:val="4A4A49"/>
           <w:sz w:val="22"/>
         </w:rPr>
-        <w:t>«Esto lo van a dejar hoy en el informe/diagrama/repo.»</w:t>
+        <w:t>El desarrollo completo de cada uno está arriba, en «Fundamento teórico para el docente»:</w:t>
       </w:r>
     </w:p>
     <w:p>
@@ -436,7 +525,7 @@
           <w:color w:val="4A4A49"/>
           <w:sz w:val="22"/>
         </w:rPr>
-        <w:t>Usa ejemplos del dominio de los equipos (pide 1 voluntario).</w:t>
+        <w:t>esa sección está escrita para que puedas dictarla sin consultar otra fuente.</w:t>
       </w:r>
     </w:p>
     <w:p>
@@ -446,7 +535,17 @@
           <w:color w:val="4A4A49"/>
           <w:sz w:val="22"/>
         </w:rPr>
-        <w:t>Capturas sugeridas: ver marcadores [CAP:] en las slides.</w:t>
+        <w:t>Cada 8–10 min amarra al artefacto: «esto es lo que van a dejar hoy en su informe/diagrama/repo».</w:t>
+      </w:r>
+    </w:p>
+    <w:p>
+      <w:r>
+        <w:rPr>
+          <w:b w:val="0"/>
+          <w:color w:val="4A4A49"/>
+          <w:sz w:val="22"/>
+        </w:rPr>
+        <w:t>Pide un equipo voluntario y usa SU dominio como ejemplo en vivo (no el de la demo).</w:t>
       </w:r>
     </w:p>
     <w:p>
@@ -469,7 +568,7 @@
           <w:color w:val="4A4A49"/>
           <w:sz w:val="22"/>
         </w:rPr>
-        <w:t>Demuestra la herramienta del día (</w:t>
+        <w:t xml:space="preserve">Herramienta del día: </w:t>
       </w:r>
       <w:r>
         <w:rPr>
@@ -485,17 +584,90 @@
           <w:color w:val="4A4A49"/>
           <w:sz w:val="22"/>
         </w:rPr>
-        <w:t>) con un mini-ejemplo CloudLite.</w:t>
+        <w:t>.</w:t>
       </w:r>
     </w:p>
     <w:p>
+      <w:r>
+        <w:rPr>
+          <w:b/>
+          <w:color w:val="4A4A49"/>
+          <w:sz w:val="22"/>
+        </w:rPr>
+        <w:t>Demo que usted debe poder repetir:</w:t>
+      </w:r>
       <w:r>
         <w:rPr>
           <w:b w:val="0"/>
           <w:color w:val="4A4A49"/>
           <w:sz w:val="22"/>
         </w:rPr>
-        <w:t xml:space="preserve">Narra clics. Si falla la red, usa capturas en </w:t>
+        <w:t xml:space="preserve"> Construir y correr el stub en Play with Docker</w:t>
+      </w:r>
+    </w:p>
+    <w:p>
+      <w:pPr>
+        <w:pStyle w:val="ListNumber"/>
+      </w:pPr>
+      <w:r>
+        <w:rPr>
+          <w:b w:val="0"/>
+          <w:color w:val="4A4A49"/>
+          <w:sz w:val="22"/>
+        </w:rPr>
+        <w:t>Abra labs.play-with-docker.com y cree una instancia (advierta en voz alta: la sesion dura 4 horas y se autodestruye).</w:t>
+      </w:r>
+    </w:p>
+    <w:p>
+      <w:pPr>
+        <w:pStyle w:val="ListNumber"/>
+      </w:pPr>
+      <w:r>
+        <w:rPr>
+          <w:b w:val="0"/>
+          <w:color w:val="4A4A49"/>
+          <w:sz w:val="22"/>
+        </w:rPr>
+        <w:t>Escriba un Dockerfile minimo en vivo: FROM nginx:alpine y COPY de un index.html de una linea.</w:t>
+      </w:r>
+    </w:p>
+    <w:p>
+      <w:pPr>
+        <w:pStyle w:val="ListNumber"/>
+      </w:pPr>
+      <w:r>
+        <w:rPr>
+          <w:b w:val="0"/>
+          <w:color w:val="4A4A49"/>
+          <w:sz w:val="22"/>
+        </w:rPr>
+        <w:t>Ejecute docker build -t cloudlite-stub . y luego docker run -d -p 80:80 cloudlite-stub.</w:t>
+      </w:r>
+    </w:p>
+    <w:p>
+      <w:pPr>
+        <w:pStyle w:val="ListNumber"/>
+      </w:pPr>
+      <w:r>
+        <w:rPr>
+          <w:b w:val="0"/>
+          <w:color w:val="4A4A49"/>
+          <w:sz w:val="22"/>
+        </w:rPr>
+        <w:t>Ejecute docker ps y senale las columnas IMAGE, STATUS y PORTS: «esta es la evidencia que entregan».</w:t>
+      </w:r>
+    </w:p>
+    <w:p>
+      <w:pPr>
+        <w:pStyle w:val="ListNumber"/>
+      </w:pPr>
+      <w:r>
+        <w:rPr>
+          <w:b w:val="0"/>
+          <w:color w:val="4A4A49"/>
+          <w:sz w:val="22"/>
+        </w:rPr>
+        <w:t xml:space="preserve">Si la red falla, proyecte las capturas de </w:t>
       </w:r>
       <w:r>
         <w:rPr>
@@ -521,7 +693,33 @@
           <w:color w:val="4A4A49"/>
           <w:sz w:val="22"/>
         </w:rPr>
-        <w:t>Di: «Copien la estructura, no el dominio de mi demo.»</w:t>
+        <w:t xml:space="preserve">Narra los clics en voz alta. Si falla la red, proyecta las capturas de </w:t>
+      </w:r>
+      <w:r>
+        <w:rPr>
+          <w:rFonts w:ascii="Consolas" w:hAnsi="Consolas"/>
+          <w:color w:val="111111"/>
+          <w:sz w:val="21"/>
+        </w:rPr>
+        <w:t>Kit docente/Clase 3/Capturas/</w:t>
+      </w:r>
+      <w:r>
+        <w:rPr>
+          <w:b w:val="0"/>
+          <w:color w:val="4A4A49"/>
+          <w:sz w:val="22"/>
+        </w:rPr>
+        <w:t>.</w:t>
+      </w:r>
+    </w:p>
+    <w:p>
+      <w:r>
+        <w:rPr>
+          <w:b w:val="0"/>
+          <w:color w:val="4A4A49"/>
+          <w:sz w:val="22"/>
+        </w:rPr>
+        <w:t>Cierra la demo con: «copien la estructura, no el dominio de mi ejemplo.»</w:t>
       </w:r>
     </w:p>
     <w:p>
@@ -650,7 +848,7 @@
           <w:color w:val="4A4A49"/>
           <w:sz w:val="22"/>
         </w:rPr>
-        <w:t>Proyecta la lista de pasos del taller estudiante.</w:t>
+        <w:t>Proyecta la lista de pasos del taller del estudiante (está en la sección «Actividad / taller» de este guion).</w:t>
       </w:r>
     </w:p>
     <w:p>
@@ -660,7 +858,7 @@
           <w:color w:val="4A4A49"/>
           <w:sz w:val="22"/>
         </w:rPr>
-        <w:t>Recorre mesas/Meet: bloquea dominios vagos; exige nombres consistentes.</w:t>
+        <w:t>Circula por mesas/Meet con la lista de errores frecuentes de abajo en la mano: son los que vas a ver hoy.</w:t>
       </w:r>
     </w:p>
     <w:p>
@@ -670,7 +868,7 @@
           <w:color w:val="4A4A49"/>
           <w:sz w:val="22"/>
         </w:rPr>
-        <w:t>A los 80 min: «Falta evidencia: PNG/YAML/enlace. Empiecen a subir borrador.»</w:t>
+        <w:t>A los 80 min anuncia: «faltan 20 min. Falta evidencia: PNG/YAML/enlace. Empiecen a subir borrador.»</w:t>
       </w:r>
     </w:p>
     <w:p>
@@ -683,7 +881,7 @@
           <w:color w:val="1A1C1D"/>
           <w:sz w:val="32"/>
         </w:rPr>
-        <w:t>100–115 · Quiz / evidencias</w:t>
+        <w:t>100–115 · Comprobación y evidencias</w:t>
       </w:r>
     </w:p>
     <w:p>
@@ -693,7 +891,7 @@
           <w:color w:val="4A4A49"/>
           <w:sz w:val="22"/>
         </w:rPr>
-        <w:t>Aplica quiz corto (Kit). Mientras, revisa que el entregable esté en Drive/repo.</w:t>
+        <w:t>Haz 3–4 de las preguntas de comprobación oral de abajo, a personas distintas y al azar</w:t>
       </w:r>
     </w:p>
     <w:p>
@@ -703,7 +901,71 @@
           <w:color w:val="4A4A49"/>
           <w:sz w:val="22"/>
         </w:rPr>
-        <w:t>Retroalimenta 2–3 equipos en voz alta (errores frecuentes).</w:t>
+        <w:t>(no al que levanta la mano). Es el mecanismo para verificar la regla de los 60 segundos.</w:t>
+      </w:r>
+    </w:p>
+    <w:p>
+      <w:r>
+        <w:rPr>
+          <w:b w:val="0"/>
+          <w:color w:val="4A4A49"/>
+          <w:sz w:val="22"/>
+        </w:rPr>
+        <w:t xml:space="preserve">Aplica el quiz corto de </w:t>
+      </w:r>
+      <w:r>
+        <w:rPr>
+          <w:rFonts w:ascii="Consolas" w:hAnsi="Consolas"/>
+          <w:color w:val="111111"/>
+          <w:sz w:val="21"/>
+        </w:rPr>
+        <w:t>Kit docente/Clase 3/Quiz Clase 3 - Virtualizacion y contenedores.docx</w:t>
+      </w:r>
+    </w:p>
+    <w:p>
+      <w:r>
+        <w:rPr>
+          <w:b w:val="0"/>
+          <w:color w:val="4A4A49"/>
+          <w:sz w:val="22"/>
+        </w:rPr>
+        <w:t xml:space="preserve">(la clave va en archivo aparte y </w:t>
+      </w:r>
+      <w:r>
+        <w:rPr>
+          <w:b/>
+          <w:color w:val="4A4A49"/>
+          <w:sz w:val="22"/>
+        </w:rPr>
+        <w:t>no se proyecta</w:t>
+      </w:r>
+      <w:r>
+        <w:rPr>
+          <w:b w:val="0"/>
+          <w:color w:val="4A4A49"/>
+          <w:sz w:val="22"/>
+        </w:rPr>
+        <w:t>).</w:t>
+      </w:r>
+    </w:p>
+    <w:p>
+      <w:r>
+        <w:rPr>
+          <w:b w:val="0"/>
+          <w:color w:val="4A4A49"/>
+          <w:sz w:val="22"/>
+        </w:rPr>
+        <w:t>Mientras responden, verifica que el entregable esté realmente subido.</w:t>
+      </w:r>
+    </w:p>
+    <w:p>
+      <w:r>
+        <w:rPr>
+          <w:b w:val="0"/>
+          <w:color w:val="4A4A49"/>
+          <w:sz w:val="22"/>
+        </w:rPr>
+        <w:t>Retroalimenta 2–3 equipos en voz alta, nombrando el error y la corrección concreta.</w:t>
       </w:r>
     </w:p>
     <w:p>
@@ -726,7 +988,17 @@
           <w:color w:val="4A4A49"/>
           <w:sz w:val="22"/>
         </w:rPr>
-        <w:t>Di: «Criterio de éxito: cualquier integrante explica el artefacto en 60 s.</w:t>
+        <w:t>Di: «Queda avanzado: Contenerizar un stub del servicio principal de CloudLite.</w:t>
+      </w:r>
+    </w:p>
+    <w:p>
+      <w:r>
+        <w:rPr>
+          <w:b w:val="0"/>
+          <w:color w:val="4A4A49"/>
+          <w:sz w:val="22"/>
+        </w:rPr>
+        <w:t>Criterio de éxito: cualquier integrante explica el artefacto en 60 s.</w:t>
       </w:r>
     </w:p>
     <w:p>
@@ -879,7 +1151,59 @@
           <w:color w:val="1A1C1D"/>
           <w:sz w:val="32"/>
         </w:rPr>
-        <w:t>Quiz</w:t>
+        <w:t>Errores frecuentes del estudiante (y cómo corregirlos en el momento)</w:t>
+      </w:r>
+    </w:p>
+    <w:p>
+      <w:pPr>
+        <w:pStyle w:val="ListBullet"/>
+      </w:pPr>
+      <w:r>
+        <w:rPr>
+          <w:b w:val="0"/>
+          <w:color w:val="4A4A49"/>
+          <w:sz w:val="22"/>
+        </w:rPr>
+        <w:t>Decir que el contenedor «es una VM ligera». Insista en la diferencia real: kernel propio vs kernel compartido.</w:t>
+      </w:r>
+    </w:p>
+    <w:p>
+      <w:pPr>
+        <w:pStyle w:val="ListBullet"/>
+      </w:pPr>
+      <w:r>
+        <w:rPr>
+          <w:b w:val="0"/>
+          <w:color w:val="4A4A49"/>
+          <w:sz w:val="22"/>
+        </w:rPr>
+        <w:t>Confundir imagen con contenedor al hablar. Corrija en el momento: la imagen es el molde, el contenedor la instancia corriendo.</w:t>
+      </w:r>
+    </w:p>
+    <w:p>
+      <w:pPr>
+        <w:pStyle w:val="ListBullet"/>
+      </w:pPr>
+      <w:r>
+        <w:rPr>
+          <w:b w:val="0"/>
+          <w:color w:val="4A4A49"/>
+          <w:sz w:val="22"/>
+        </w:rPr>
+        <w:t>Perder el trabajo porque la sesion de Play with Docker expiro a las 4 horas. Recuerdeles guardar el Dockerfile y las capturas ANTES.</w:t>
+      </w:r>
+    </w:p>
+    <w:p>
+      <w:pPr>
+        <w:spacing w:before="200" w:after="60"/>
+      </w:pPr>
+      <w:r>
+        <w:rPr>
+          <w:b/>
+          <w:color w:val="1A1C1D"/>
+          <w:sz w:val="32"/>
+        </w:rPr>
+        <w:t>Preguntas de comprobación oral (no son del quiz)</w:t>
       </w:r>
     </w:p>
     <w:p>
@@ -889,8 +1213,119 @@
           <w:color w:val="4A4A49"/>
           <w:sz w:val="22"/>
         </w:rPr>
-        <w:t xml:space="preserve">Ver </w:t>
+        <w:t>Úsalas en el tramo 100–115, a personas distintas y al azar.</w:t>
       </w:r>
+    </w:p>
+    <w:p>
+      <w:pPr>
+        <w:pStyle w:val="ListNumber"/>
+      </w:pPr>
+      <w:r>
+        <w:rPr>
+          <w:b w:val="0"/>
+          <w:color w:val="4A4A49"/>
+          <w:sz w:val="22"/>
+        </w:rPr>
+        <w:t>Que comparten los contenedores de una misma maquina que las VM no comparten?</w:t>
+      </w:r>
+    </w:p>
+    <w:p>
+      <w:pPr>
+        <w:pStyle w:val="ListNumber"/>
+      </w:pPr>
+      <w:r>
+        <w:rPr>
+          <w:b w:val="0"/>
+          <w:color w:val="4A4A49"/>
+          <w:sz w:val="22"/>
+        </w:rPr>
+        <w:t>Cual es la diferencia entre imagen y contenedor?</w:t>
+      </w:r>
+    </w:p>
+    <w:p>
+      <w:pPr>
+        <w:pStyle w:val="ListNumber"/>
+      </w:pPr>
+      <w:r>
+        <w:rPr>
+          <w:b w:val="0"/>
+          <w:color w:val="4A4A49"/>
+          <w:sz w:val="22"/>
+        </w:rPr>
+        <w:t>Que pasa con su trabajo cuando expira la sesion de Play with Docker?</w:t>
+      </w:r>
+    </w:p>
+    <w:p>
+      <w:pPr>
+        <w:spacing w:before="200" w:after="60"/>
+      </w:pPr>
+      <w:r>
+        <w:rPr>
+          <w:b/>
+          <w:color w:val="1A1C1D"/>
+          <w:sz w:val="32"/>
+        </w:rPr>
+        <w:t>Solución del taller (privada)</w:t>
+      </w:r>
+    </w:p>
+    <w:p>
+      <w:r>
+        <w:rPr>
+          <w:rFonts w:ascii="Consolas" w:hAnsi="Consolas"/>
+          <w:color w:val="111111"/>
+          <w:sz w:val="21"/>
+        </w:rPr>
+        <w:t>Kit docente/Clase 3/Solucion Taller Clase 3 - CloudLite.docx</w:t>
+      </w:r>
+      <w:r>
+        <w:rPr>
+          <w:b w:val="0"/>
+          <w:color w:val="4A4A49"/>
+          <w:sz w:val="22"/>
+        </w:rPr>
+        <w:t xml:space="preserve"> — es la referencia con la que</w:t>
+      </w:r>
+    </w:p>
+    <w:p>
+      <w:r>
+        <w:rPr>
+          <w:b w:val="0"/>
+          <w:color w:val="4A4A49"/>
+          <w:sz w:val="22"/>
+        </w:rPr>
+        <w:t xml:space="preserve">comparas lo que entregan los equipos. </w:t>
+      </w:r>
+      <w:r>
+        <w:rPr>
+          <w:b/>
+          <w:color w:val="4A4A49"/>
+          <w:sz w:val="22"/>
+        </w:rPr>
+        <w:t>No proyectarla completa</w:t>
+      </w:r>
+      <w:r>
+        <w:rPr>
+          <w:b w:val="0"/>
+          <w:color w:val="4A4A49"/>
+          <w:sz w:val="22"/>
+        </w:rPr>
+        <w:t xml:space="preserve"> antes de que trabajen.</w:t>
+      </w:r>
+    </w:p>
+    <w:p>
+      <w:pPr>
+        <w:spacing w:before="200" w:after="60"/>
+      </w:pPr>
+      <w:r>
+        <w:rPr>
+          <w:b/>
+          <w:color w:val="1A1C1D"/>
+          <w:sz w:val="32"/>
+        </w:rPr>
+        <w:t>Quiz</w:t>
+      </w:r>
+    </w:p>
+    <w:p>
       <w:r>
         <w:rPr>
           <w:rFonts w:ascii="Consolas" w:hAnsi="Consolas"/>
@@ -905,7 +1340,33 @@
           <w:color w:val="4A4A49"/>
           <w:sz w:val="22"/>
         </w:rPr>
-        <w:t xml:space="preserve"> (con respuestas).</w:t>
+        <w:t xml:space="preserve"> (versión estudiante, sin respuestas)</w:t>
+      </w:r>
+    </w:p>
+    <w:p>
+      <w:r>
+        <w:rPr>
+          <w:b w:val="0"/>
+          <w:color w:val="4A4A49"/>
+          <w:sz w:val="22"/>
+        </w:rPr>
+        <w:t xml:space="preserve">y </w:t>
+      </w:r>
+      <w:r>
+        <w:rPr>
+          <w:rFonts w:ascii="Consolas" w:hAnsi="Consolas"/>
+          <w:color w:val="111111"/>
+          <w:sz w:val="21"/>
+        </w:rPr>
+        <w:t>Kit docente/Clase 3/Quiz Clase 3 - CLAVE DOCENTE.docx</w:t>
+      </w:r>
+      <w:r>
+        <w:rPr>
+          <w:b w:val="0"/>
+          <w:color w:val="4A4A49"/>
+          <w:sz w:val="22"/>
+        </w:rPr>
+        <w:t xml:space="preserve"> (clave, privada).</w:t>
       </w:r>
     </w:p>
     <w:p>
@@ -984,7 +1445,7 @@
           <w:color w:val="4A4A49"/>
           <w:sz w:val="22"/>
         </w:rPr>
-        <w:t>Plataforma de entrega: ExamLab (examlab.lovable.app/app). La UNIAJC no tiene campus virtual propio.</w:t>
+        <w:t>Plataforma de entrega: ExamLab (https://examlab.lovable.app/). No es la plataforma oficial de la UNIAJC; la universidad no tiene campus virtual propio.</w:t>
       </w:r>
     </w:p>
     <w:p>
@@ -997,7 +1458,7 @@
           <w:color w:val="4A4A49"/>
           <w:sz w:val="22"/>
         </w:rPr>
-        <w:t>Prohibido pedir cloud con tarjeta.</w:t>
+        <w:t>Prohibido pedir cloud con tarjeta: todo el curso corre con free tier o en el navegador.</w:t>
       </w:r>
     </w:p>
     <w:p>

--- a/Arquitectura de Sistemas Computacionales/Kit docente/Clase 3/Guion Docente Clase 3 - Virtualizacion y contenedores.docx
+++ b/Arquitectura de Sistemas Computacionales/Kit docente/Clase 3/Guion Docente Clase 3 - Virtualizacion y contenedores.docx
@@ -1034,7 +1034,7 @@
           <w:color w:val="4A4A49"/>
           <w:sz w:val="22"/>
         </w:rPr>
-        <w:t>Definan qué servicio contenerizan hoy (API stub o front estático del dominio).</w:t>
+        <w:t>Paso 1: decidan cual de los contenedores de CloudLite se contenerizara hoy (la API stub o el front estatico) y escriban en la seccion Contenedores del informe el nombre exacto del servicio, el puerto que expondra y la ruta de salud que responderan (por ejemplo api-citas, puerto 8080, ruta /health), verificando que ese nombre sea el mismo que usaran en el C4 de la Clase 4 y en el despliegue de la Clase 7.</w:t>
       </w:r>
     </w:p>
     <w:p>
@@ -1047,7 +1047,7 @@
           <w:color w:val="4A4A49"/>
           <w:sz w:val="22"/>
         </w:rPr>
-        <w:t>En Play with Docker: construyan y corran el contenedor (si no carga, Killercoda como alterna).</w:t>
+        <w:t>Paso 2: en la consola Linux de ExamLab arme el contexto de build con 5 archivos (app/main.py, requirements.txt con 2 dependencias fijadas por version, Dockerfile, .dockerignore con 4 entradas) y verifique con ls -la que los 5 existen y con un grep de PASSWORD, SECRET, TOKEN y api_key que la salida sea vacia, confirmando que no hay ningun secreto en el contexto.</w:t>
       </w:r>
     </w:p>
     <w:p>
@@ -1060,7 +1060,7 @@
           <w:color w:val="4A4A49"/>
           <w:sz w:val="22"/>
         </w:rPr>
-        <w:t>Documenten Dockerfile (y compose si aplica) en el repo/ZIP del PI.</w:t>
+        <w:t>Paso 3: escriba el Dockerfile con exactamente 7 instrucciones (FROM con tag fijo y variante slim, WORKDIR, COPY de requirements, RUN pip install --no-cache-dir, COPY del codigo, EXPOSE del puerto declarado en el paso 1, CMD) y verifique que el puerto de EXPOSE, el del CMD y el documentado en el informe sean el mismo numero; el Dockerfile se pega completo en la pregunta 2 de ExamLab.</w:t>
       </w:r>
     </w:p>
     <w:p>
@@ -1073,7 +1073,7 @@
           <w:color w:val="4A4A49"/>
           <w:sz w:val="22"/>
         </w:rPr>
-        <w:t>Capturen evidencia (PNG) o enlace de sesión + nota de caducidad.</w:t>
+        <w:t>Paso 4: abra Play with Docker (o Killercoda si no carga), ejecute docker build -t cloudlite-api:v1 . y docker run -d -p 8080:8080 cloudlite-api:v1, compruebe con curl que la ruta de salud devuelve 200 y llene la bitacora de 5 filas comando / que esperaba / que salio / evidencia, verificando que la captura muestre a la vez el prompt del lab, la salida del docker ps y la hora del sistema.</w:t>
       </w:r>
     </w:p>
     <w:p>
@@ -1086,7 +1086,7 @@
           <w:color w:val="4A4A49"/>
           <w:sz w:val="22"/>
         </w:rPr>
-        <w:t>Actualicen informe: sección Contenedores + enlace a diagrama de despliegue futuro.</w:t>
+        <w:t>Paso 5: complete el diagrama Mermaid del ciclo Dockerfile a contenedor, adjunte la captura del lab con su nota de caducidad y suba las 5 preguntas del taller a ExamLab (modulo Talleres) antes del domingo 23:59, verificando que la seccion Contenedores del informe cite el mismo tag de imagen cloudlite-api:v1 que aparece en la captura.</w:t>
       </w:r>
     </w:p>
     <w:p>

--- a/Arquitectura de Sistemas Computacionales/Kit docente/Clase 3/Guion Docente Clase 3 - Virtualizacion y contenedores.docx
+++ b/Arquitectura de Sistemas Computacionales/Kit docente/Clase 3/Guion Docente Clase 3 - Virtualizacion y contenedores.docx
@@ -222,7 +222,7 @@
           <w:color w:val="4A4A49"/>
           <w:sz w:val="22"/>
         </w:rPr>
-        <w:t xml:space="preserve"> Play with Docker (PWD) · alterna si no carga: Killercoda</w:t>
+        <w:t xml:space="preserve"> LabEx Docker Playground · alterna si no carga: Killercoda</w:t>
       </w:r>
     </w:p>
     <w:p>
@@ -245,7 +245,7 @@
           <w:color w:val="4A4A49"/>
           <w:sz w:val="22"/>
         </w:rPr>
-        <w:t>Las dos clases anteriores decidieron QUE se va a construir (dominio, capacidades, actores, diagrama de contexto) y BAJO QUE modelo de servicio se va a operar, con su registro de decision. Hoy se abre la caja de la maquinaria que hace posible todo eso: la virtualizacion y su descendiente directo, los contenedores. Es la primera clase francamente tecnica del curso y la primera en la que el estudiante escribe algo que una maquina ejecuta. El entregable es un Dockerfile y una captura del contenedor corriendo, obtenida en Play with Docker, un laboratorio gratuito que funciona en el navegador. Conviene decir desde el minuto uno por que esto importa para la arquitectura y no solo para la operacion: el contenedor es la unidad de despliegue con la que se razona en todos los diagramas siguientes, y sin entender que es exactamente, el nivel de contenedores del modelo C4 que se dibuja en la Clase 4 queda en pura metafora.</w:t>
+        <w:t>Las dos clases anteriores decidieron QUE se va a construir (dominio, capacidades, actores, diagrama de contexto) y BAJO QUE modelo de servicio se va a operar, con su registro de decision. Hoy se abre la caja de la maquinaria que hace posible todo eso: la virtualizacion y su descendiente directo, los contenedores. Es la primera clase francamente tecnica del curso y la primera en la que el estudiante escribe algo que una maquina ejecuta. El entregable es un Dockerfile y una captura del contenedor corriendo, obtenida en LabEx Docker Playground, un laboratorio gratuito que funciona en el navegador. Conviene decir desde el minuto uno por que esto importa para la arquitectura y no solo para la operacion: el contenedor es la unidad de despliegue con la que se razona en todos los diagramas siguientes, y sin entender que es exactamente, el nivel de contenedores del modelo C4 que se dibuja en la Clase 4 queda en pura metafora.</w:t>
       </w:r>
     </w:p>
     <w:p>
@@ -285,7 +285,7 @@
           <w:color w:val="4A4A49"/>
           <w:sz w:val="22"/>
         </w:rPr>
-        <w:t>Primer ejemplo concreto en CloudLite. El equipo de CloudLite Turnos contenerizara un stub de su API, es decir una version minima que responde algo verificable, por ejemplo un endpoint llamado /salud que devuelve el texto ok. Su Dockerfile tiene seis instrucciones y el docente debe poder explicar cada una. FROM node:20-alpine elige la imagen base, o sea el punto de partida ya construido por otros, en este caso un Linux minimo con Node instalado. WORKDIR /app fija el directorio dentro del contenedor donde ocurrira todo lo demas. COPY package.json ./ trae solo la lista de dependencias. RUN npm install las instala dentro de la imagen y no en la maquina del estudiante, lo cual es el punto entero del ejercicio, porque la dependencia viaja con el artefacto. COPY . . trae el resto del codigo. EXPOSE 3000 documenta en que puerto escucha el proceso. Y CMD indica que comando ejecutar cuando el contenedor arranque. Un detalle que hay que subrayar porque genera confusion: EXPOSE no abre nada, solo documenta. Lo que realmente publica el puerto es la opcion -p al ejecutar, por ejemplo -p 8080:3000, que se lee de derecha a izquierda, ya que el puerto 3000 de dentro del contenedor queda accesible como 8080 desde fuera.</w:t>
+        <w:t>Primer ejemplo concreto en CloudLite. En CloudLite Turnos el estudiante contenerizara un stub de su API, es decir una version minima que responde algo verificable, por ejemplo un endpoint llamado /salud que devuelve el texto ok. Su Dockerfile tiene seis instrucciones y el docente debe poder explicar cada una. FROM node:20-alpine elige la imagen base, o sea el punto de partida ya construido por otros, en este caso un Linux minimo con Node instalado. WORKDIR /app fija el directorio dentro del contenedor donde ocurrira todo lo demas. COPY package.json ./ trae solo la lista de dependencias. RUN npm install las instala dentro de la imagen y no en la maquina del estudiante, lo cual es el punto entero del ejercicio, porque la dependencia viaja con el artefacto. COPY . . trae el resto del codigo. EXPOSE 3000 documenta en que puerto escucha el proceso. Y CMD indica que comando ejecutar cuando el contenedor arranque. Un detalle que hay que subrayar porque genera confusion: EXPOSE no abre nada, solo documenta. Lo que realmente publica el puerto es la opcion -p al ejecutar, por ejemplo -p 8080:3000, que se lee de derecha a izquierda, ya que el puerto 3000 de dentro del contenedor queda accesible como 8080 desde fuera.</w:t>
       </w:r>
     </w:p>
     <w:p>
@@ -295,7 +295,7 @@
           <w:color w:val="4A4A49"/>
           <w:sz w:val="22"/>
         </w:rPr>
-        <w:t>Segundo ejemplo concreto. Tras ejecutar el contenedor, el comando docker ps lista lo que esta corriendo con siete columnas, y leerlas es parte del entregable: identificador del contenedor, imagen de la que proviene, comando en ejecucion, tiempo desde su creacion, estado, puertos publicados y nombre asignado. La columna de estado es la que hay que mirar: si dice Up seguido de un tiempo, el contenedor vive; si dice Exited con un codigo entre parentesis, murio, y ese codigo es la primera pista del problema. Un equipo mas adelantado puede levantar dos contenedores, la API y un stub de notificaciones, y comprobar algo que sera central en la Clase 4: desde el contenedor de la API, la direccion localhost NO es la maquina anfitriona ni el otro contenedor, es el propio contenedor, y para que dos contenedores se hablen hay que ponerlos en una misma red y llamarse por nombre. Todo esto ocurre en Play with Docker (labs.play-with-docker.com), que entrega una terminal Linux real con Docker ya instalado dentro del navegador, en sesiones de cuatro horas, sin tarjeta de credito y sin instalar Docker Desktop, que en equipos institucionales suele estar bloqueado y tiene condiciones de licencia para organizaciones grandes. La contrapartida hay que anunciarla antes de empezar y no despues: la sesion es efimera y al expirar se pierde lo que exista solo alli, de modo que el Dockerfile se escribe en el repositorio del equipo y se pega en el laboratorio, nunca al contrario. Si el sitio esta caido o saturado, Killercoda cumple la misma funcion, tambien gratis y en el navegador.</w:t>
+        <w:t>Segundo ejemplo concreto. Tras ejecutar el contenedor, el comando docker ps lista lo que esta corriendo con siete columnas, y leerlas es parte del entregable: identificador del contenedor, imagen de la que proviene, comando en ejecucion, tiempo desde su creacion, estado, puertos publicados y nombre asignado. La columna de estado es la que hay que mirar: si dice Up seguido de un tiempo, el contenedor vive; si dice Exited con un codigo entre parentesis, murio, y ese codigo es la primera pista del problema. Un estudiante mas adelantado puede levantar dos contenedores, la API y un stub de notificaciones, y comprobar algo que sera central en la Clase 4: desde el contenedor de la API, la direccion localhost NO es la maquina anfitriona ni el otro contenedor, es el propio contenedor, y para que dos contenedores se hablen hay que ponerlos en una misma red y llamarse por nombre. Todo esto ocurre en LabEx Docker Playground (labex.io, se ingresa con cuenta personal de Google o Microsoft por SSO, sin convenio institucional), que entrega una terminal Linux real con Docker ya instalado dentro del navegador, sin tarjeta de credito y sin instalar Docker Desktop, que en equipos institucionales suele estar bloqueado y tiene condiciones de licencia para organizaciones grandes. La contrapartida hay que anunciarla antes de empezar y no despues: la sesion es temporal y al cerrarse se pierde lo que exista solo alli, de modo que el Dockerfile se escribe en el repositorio del proyecto y se pega en el laboratorio, nunca al contrario; conviene guardar capturas o el enlace de la sesion antes de cerrarla. Si el sitio esta caido o saturado, Killercoda cumple la misma funcion, tambien gratis y en el navegador.</w:t>
       </w:r>
     </w:p>
     <w:p>
@@ -443,7 +443,7 @@
           <w:color w:val="4A4A49"/>
           <w:sz w:val="22"/>
         </w:rPr>
-        <w:t>Pregunta de arranque (1 min): «¿en qué quedó su CloudLite la clase pasada?» — sirve para detectar equipos rezagados antes de avanzar.</w:t>
+        <w:t>Pregunta de arranque (1 min): «¿En qué quedó tu CloudLite la clase pasada?» — sirve para detectar estudiantes rezagados antes de avanzar.</w:t>
       </w:r>
     </w:p>
     <w:p>
@@ -545,7 +545,7 @@
           <w:color w:val="4A4A49"/>
           <w:sz w:val="22"/>
         </w:rPr>
-        <w:t>Pide un equipo voluntario y usa SU dominio como ejemplo en vivo (no el de la demo).</w:t>
+        <w:t>Pide un estudiante voluntario y usa SU dominio como ejemplo en vivo (no el de la demo).</w:t>
       </w:r>
     </w:p>
     <w:p>
@@ -576,7 +576,7 @@
           <w:color w:val="4A4A49"/>
           <w:sz w:val="22"/>
         </w:rPr>
-        <w:t>Play with Docker (PWD) · alterna si no carga: Killercoda</w:t>
+        <w:t>LabEx Docker Playground · alterna si no carga: Killercoda</w:t>
       </w:r>
       <w:r>
         <w:rPr>
@@ -602,7 +602,7 @@
           <w:color w:val="4A4A49"/>
           <w:sz w:val="22"/>
         </w:rPr>
-        <w:t xml:space="preserve"> Construir y correr el stub en Play with Docker</w:t>
+        <w:t xml:space="preserve"> Construir y correr el stub en LabEx Docker Playground</w:t>
       </w:r>
     </w:p>
     <w:p>
@@ -615,7 +615,7 @@
           <w:color w:val="4A4A49"/>
           <w:sz w:val="22"/>
         </w:rPr>
-        <w:t>Abra labs.play-with-docker.com y cree una instancia (advierta en voz alta: la sesion dura 4 horas y se autodestruye).</w:t>
+        <w:t>Abra labex.io e inicie sesion con su cuenta de Google o Microsoft (advierta en voz alta: la sesion es temporal, guarden capturas antes de cerrarla).</w:t>
       </w:r>
     </w:p>
     <w:p>
@@ -733,7 +733,7 @@
           <w:color w:val="C23E12"/>
           <w:sz w:val="21"/>
         </w:rPr>
-        <w:t>📸  Build y run del stub en Play with Docker (lo que debe verse en pantalla)</w:t>
+        <w:t>📸  Build y run del stub en LabEx Docker Playground (lo que debe verse en pantalla)</w:t>
       </w:r>
     </w:p>
     <w:p>
@@ -838,7 +838,7 @@
           <w:color w:val="1A1C1D"/>
           <w:sz w:val="32"/>
         </w:rPr>
-        <w:t>55–100 · Taller guiado PI (equipos)</w:t>
+        <w:t>55–100 · Taller guiado PI (individual · equipos de 2–3 solo si tú los autorizaste)</w:t>
       </w:r>
     </w:p>
     <w:p>
@@ -965,7 +965,7 @@
           <w:color w:val="4A4A49"/>
           <w:sz w:val="22"/>
         </w:rPr>
-        <w:t>Retroalimenta 2–3 equipos en voz alta, nombrando el error y la corrección concreta.</w:t>
+        <w:t>Retroalimenta 2–3 estudiantes en voz alta, nombrando el error y la corrección concreta.</w:t>
       </w:r>
     </w:p>
     <w:p>
@@ -998,7 +998,7 @@
           <w:color w:val="4A4A49"/>
           <w:sz w:val="22"/>
         </w:rPr>
-        <w:t>Criterio de éxito: cualquier integrante explica el artefacto en 60 s.</w:t>
+        <w:t>Criterio de éxito: el estudiante explica su artefacto en 60 s.</w:t>
       </w:r>
     </w:p>
     <w:p>
@@ -1073,7 +1073,7 @@
           <w:color w:val="4A4A49"/>
           <w:sz w:val="22"/>
         </w:rPr>
-        <w:t>Paso 4: abra Play with Docker (o Killercoda si no carga), ejecute docker build -t cloudlite-api:v1 . y docker run -d -p 8080:8080 cloudlite-api:v1, compruebe con curl que la ruta de salud devuelve 200 y llene la bitacora de 5 filas comando / que esperaba / que salio / evidencia, verificando que la captura muestre a la vez el prompt del lab, la salida del docker ps y la hora del sistema.</w:t>
+        <w:t>Paso 4: abra LabEx Docker Playground en labex.io con su cuenta de Google o Microsoft (o Killercoda si no carga), ejecute docker build -t cloudlite-api:v1 . y docker run -d -p 8080:8080 cloudlite-api:v1, compruebe con curl que la ruta de salud devuelve 200 y llene la bitacora de 5 filas comando / que esperaba / que salio / evidencia, verificando que la captura muestre a la vez el prompt del lab, la salida del docker ps y la hora del sistema.</w:t>
       </w:r>
     </w:p>
     <w:p>
@@ -1138,7 +1138,7 @@
           <w:color w:val="4A4A49"/>
           <w:sz w:val="22"/>
         </w:rPr>
-        <w:t>Explicación oral de 60 s por integrante (muestreo).</w:t>
+        <w:t>Explicación oral de 60 s por estudiante (muestreo; si autorizaste equipos, pregunta a cualquier integrante).</w:t>
       </w:r>
     </w:p>
     <w:p>
@@ -1190,7 +1190,7 @@
           <w:color w:val="4A4A49"/>
           <w:sz w:val="22"/>
         </w:rPr>
-        <w:t>Perder el trabajo porque la sesion de Play with Docker expiro a las 4 horas. Recuerdeles guardar el Dockerfile y las capturas ANTES.</w:t>
+        <w:t>Perder el trabajo porque la sesion de LabEx Docker Playground se cerro. Recuerdeles guardar el Dockerfile y las capturas ANTES.</w:t>
       </w:r>
     </w:p>
     <w:p>
@@ -1252,7 +1252,7 @@
           <w:color w:val="4A4A49"/>
           <w:sz w:val="22"/>
         </w:rPr>
-        <w:t>Que pasa con su trabajo cuando expira la sesion de Play with Docker?</w:t>
+        <w:t>Que pasa con su trabajo cuando se cierra la sesion de LabEx Docker Playground?</w:t>
       </w:r>
     </w:p>
     <w:p>
@@ -1293,7 +1293,7 @@
           <w:color w:val="4A4A49"/>
           <w:sz w:val="22"/>
         </w:rPr>
-        <w:t xml:space="preserve">comparas lo que entregan los equipos. </w:t>
+        <w:t xml:space="preserve">comparas lo que entregan los estudiantes. </w:t>
       </w:r>
       <w:r>
         <w:rPr>

--- a/Arquitectura de Sistemas Computacionales/Kit docente/Clase 3/Guion Docente Clase 3 - Virtualizacion y contenedores.docx
+++ b/Arquitectura de Sistemas Computacionales/Kit docente/Clase 3/Guion Docente Clase 3 - Virtualizacion y contenedores.docx
@@ -69,7 +69,7 @@
           <w:color w:val="4A4A49"/>
           <w:sz w:val="22"/>
         </w:rPr>
-        <w:t>Tipo: Clase regular (teoría + taller PI)</w:t>
+        <w:t>Tipo: Clase regular (teoría + taller PI) · encuentro síncrono</w:t>
       </w:r>
     </w:p>
     <w:p>
@@ -1445,7 +1445,7 @@
           <w:color w:val="4A4A49"/>
           <w:sz w:val="22"/>
         </w:rPr>
-        <w:t>Plataforma de entrega: ExamLab (https://examlab.lovable.app/). No es la plataforma oficial de la UNIAJC; la universidad no tiene campus virtual propio.</w:t>
+        <w:t>Plataforma de entrega: ExamLab (https://uniaj.examlab.workers.dev/). No es la plataforma oficial de la UNIAJC; la universidad no tiene campus virtual propio.</w:t>
       </w:r>
     </w:p>
     <w:p>

--- a/Arquitectura de Sistemas Computacionales/Kit docente/Clase 3/Guion Docente Clase 3 - Virtualizacion y contenedores.docx
+++ b/Arquitectura de Sistemas Computacionales/Kit docente/Clase 3/Guion Docente Clase 3 - Virtualizacion y contenedores.docx
@@ -329,13 +329,26 @@
       </w:r>
     </w:p>
     <w:p>
+      <w:pPr>
+        <w:spacing w:before="200" w:after="60"/>
+      </w:pPr>
+      <w:r>
+        <w:rPr>
+          <w:b/>
+          <w:color w:val="1A1C1D"/>
+          <w:sz w:val="32"/>
+        </w:rPr>
+        <w:t>Referencias a diapositivas</w:t>
+      </w:r>
+    </w:p>
+    <w:p>
       <w:r>
         <w:rPr>
           <w:b w:val="0"/>
           <w:color w:val="4A4A49"/>
           <w:sz w:val="22"/>
         </w:rPr>
-        <w:t xml:space="preserve">Referencia de slides: </w:t>
+        <w:t xml:space="preserve">Numeración real del deck </w:t>
       </w:r>
       <w:r>
         <w:rPr>
@@ -351,7 +364,212 @@
           <w:color w:val="4A4A49"/>
           <w:sz w:val="22"/>
         </w:rPr>
-        <w:t xml:space="preserve"> (solo tema de esta clase).</w:t>
+        <w:t xml:space="preserve"> (solo tema</w:t>
+      </w:r>
+    </w:p>
+    <w:p>
+      <w:r>
+        <w:rPr>
+          <w:b w:val="0"/>
+          <w:color w:val="4A4A49"/>
+          <w:sz w:val="22"/>
+        </w:rPr>
+        <w:t>de esta clase). Las etiquetas [Slide N] del plan y del fundamento apuntan aquí.</w:t>
+      </w:r>
+    </w:p>
+    <w:p>
+      <w:pPr>
+        <w:pStyle w:val="ListNumber"/>
+      </w:pPr>
+      <w:r>
+        <w:rPr>
+          <w:b w:val="0"/>
+          <w:color w:val="4A4A49"/>
+          <w:sz w:val="22"/>
+        </w:rPr>
+        <w:t>Portada · Clase 3 · Virtualización y contenedores</w:t>
+      </w:r>
+    </w:p>
+    <w:p>
+      <w:pPr>
+        <w:pStyle w:val="ListNumber"/>
+      </w:pPr>
+      <w:r>
+        <w:rPr>
+          <w:b w:val="0"/>
+          <w:color w:val="4A4A49"/>
+          <w:sz w:val="22"/>
+        </w:rPr>
+        <w:t>Agenda de hoy (120 min)</w:t>
+      </w:r>
+    </w:p>
+    <w:p>
+      <w:pPr>
+        <w:pStyle w:val="ListNumber"/>
+      </w:pPr>
+      <w:r>
+        <w:rPr>
+          <w:b w:val="0"/>
+          <w:color w:val="4A4A49"/>
+          <w:sz w:val="22"/>
+        </w:rPr>
+        <w:t>Objetivos de la clase</w:t>
+      </w:r>
+    </w:p>
+    <w:p>
+      <w:pPr>
+        <w:pStyle w:val="ListNumber"/>
+      </w:pPr>
+      <w:r>
+        <w:rPr>
+          <w:b w:val="0"/>
+          <w:color w:val="4A4A49"/>
+          <w:sz w:val="22"/>
+        </w:rPr>
+        <w:t>PI CloudLite — entregable de hoy</w:t>
+      </w:r>
+    </w:p>
+    <w:p>
+      <w:pPr>
+        <w:pStyle w:val="ListNumber"/>
+      </w:pPr>
+      <w:r>
+        <w:rPr>
+          <w:b w:val="0"/>
+          <w:color w:val="4A4A49"/>
+          <w:sz w:val="22"/>
+        </w:rPr>
+        <w:t>VM vs contenedor</w:t>
+      </w:r>
+    </w:p>
+    <w:p>
+      <w:pPr>
+        <w:pStyle w:val="ListNumber"/>
+      </w:pPr>
+      <w:r>
+        <w:rPr>
+          <w:b w:val="0"/>
+          <w:color w:val="4A4A49"/>
+          <w:sz w:val="22"/>
+        </w:rPr>
+        <w:t>Lab en navegador (pasos demo)</w:t>
+      </w:r>
+    </w:p>
+    <w:p>
+      <w:pPr>
+        <w:pStyle w:val="ListNumber"/>
+      </w:pPr>
+      <w:r>
+        <w:rPr>
+          <w:b w:val="0"/>
+          <w:color w:val="4A4A49"/>
+          <w:sz w:val="22"/>
+        </w:rPr>
+        <w:t>Dockerfile mínimo para el stub</w:t>
+      </w:r>
+    </w:p>
+    <w:p>
+      <w:pPr>
+        <w:pStyle w:val="ListNumber"/>
+      </w:pPr>
+      <w:r>
+        <w:rPr>
+          <w:b w:val="0"/>
+          <w:color w:val="4A4A49"/>
+          <w:sz w:val="22"/>
+        </w:rPr>
+        <w:t>Máquinas virtuales vs. contenedores</w:t>
+      </w:r>
+    </w:p>
+    <w:p>
+      <w:pPr>
+        <w:pStyle w:val="ListNumber"/>
+      </w:pPr>
+      <w:r>
+        <w:rPr>
+          <w:b w:val="0"/>
+          <w:color w:val="4A4A49"/>
+          <w:sz w:val="22"/>
+        </w:rPr>
+        <w:t>Maquina virtual vs contenedor — que cambia de verdad</w:t>
+      </w:r>
+    </w:p>
+    <w:p>
+      <w:pPr>
+        <w:pStyle w:val="ListNumber"/>
+      </w:pPr>
+      <w:r>
+        <w:rPr>
+          <w:b w:val="0"/>
+          <w:color w:val="4A4A49"/>
+          <w:sz w:val="22"/>
+        </w:rPr>
+        <w:t>Dockerfile minimo del stub CloudLite</w:t>
+      </w:r>
+    </w:p>
+    <w:p>
+      <w:pPr>
+        <w:pStyle w:val="ListNumber"/>
+      </w:pPr>
+      <w:r>
+        <w:rPr>
+          <w:b w:val="0"/>
+          <w:color w:val="4A4A49"/>
+          <w:sz w:val="22"/>
+        </w:rPr>
+        <w:t>Herramientas de hoy</w:t>
+      </w:r>
+    </w:p>
+    <w:p>
+      <w:pPr>
+        <w:pStyle w:val="ListNumber"/>
+      </w:pPr>
+      <w:r>
+        <w:rPr>
+          <w:b w:val="0"/>
+          <w:color w:val="4A4A49"/>
+          <w:sz w:val="22"/>
+        </w:rPr>
+        <w:t>Del boceto a ExamLab (diagrama)</w:t>
+      </w:r>
+    </w:p>
+    <w:p>
+      <w:pPr>
+        <w:pStyle w:val="ListNumber"/>
+      </w:pPr>
+      <w:r>
+        <w:rPr>
+          <w:b w:val="0"/>
+          <w:color w:val="4A4A49"/>
+          <w:sz w:val="22"/>
+        </w:rPr>
+        <w:t>Taller PI (paso a paso)</w:t>
+      </w:r>
+    </w:p>
+    <w:p>
+      <w:pPr>
+        <w:pStyle w:val="ListNumber"/>
+      </w:pPr>
+      <w:r>
+        <w:rPr>
+          <w:b w:val="0"/>
+          <w:color w:val="4A4A49"/>
+          <w:sz w:val="22"/>
+        </w:rPr>
+        <w:t>Para continuar (PI)</w:t>
+      </w:r>
+    </w:p>
+    <w:p>
+      <w:pPr>
+        <w:pStyle w:val="ListNumber"/>
+      </w:pPr>
+      <w:r>
+        <w:rPr>
+          <w:b w:val="0"/>
+          <w:color w:val="4A4A49"/>
+          <w:sz w:val="22"/>
+        </w:rPr>
+        <w:t>Clase 3 · PI en movimiento</w:t>
       </w:r>
     </w:p>
     <w:p>
@@ -377,7 +595,7 @@
           <w:color w:val="1A1C1D"/>
           <w:sz w:val="32"/>
         </w:rPr>
-        <w:t>0–10 · Encuadre PI</w:t>
+        <w:t>0–10 · Encuadre PI · [Slide 2][Slide 3][Slide 4]</w:t>
       </w:r>
     </w:p>
     <w:p>
@@ -456,7 +674,7 @@
           <w:color w:val="1A1C1D"/>
           <w:sz w:val="32"/>
         </w:rPr>
-        <w:t>10–40 · Teoría Core (al servicio del taller)</w:t>
+        <w:t>10–40 · Teoría Core (al servicio del taller) · desde [Slide 5]</w:t>
       </w:r>
     </w:p>
     <w:p>
@@ -558,7 +776,7 @@
           <w:color w:val="1A1C1D"/>
           <w:sz w:val="32"/>
         </w:rPr>
-        <w:t>40–55 · Demo en vivo</w:t>
+        <w:t>40–55 · Demo en vivo · [Slide 12]</w:t>
       </w:r>
     </w:p>
     <w:p>
@@ -723,6 +941,142 @@
       </w:r>
     </w:p>
     <w:p>
+      <w:r>
+        <w:rPr>
+          <w:b/>
+          <w:color w:val="4A4A49"/>
+          <w:sz w:val="22"/>
+        </w:rPr>
+        <w:t>Cierra la demo dentro de ExamLab</w:t>
+      </w:r>
+      <w:r>
+        <w:rPr>
+          <w:b w:val="0"/>
+          <w:color w:val="4A4A49"/>
+          <w:sz w:val="22"/>
+        </w:rPr>
+        <w:t xml:space="preserve"> [Slide 12] — es el paso que el estudiante no adivina: pasa el boceto a codigo Mermaid con ayuda de una IA, pegalo en la pregunta de diagrama y muestralo renderizado.</w:t>
+      </w:r>
+    </w:p>
+    <w:p>
+      <w:r>
+        <w:rPr>
+          <w:b/>
+          <w:color w:val="4A4A49"/>
+          <w:sz w:val="22"/>
+        </w:rPr>
+        <w:t>Del boceto al codigo Mermaid.</w:t>
+      </w:r>
+      <w:r>
+        <w:rPr>
+          <w:b w:val="0"/>
+          <w:color w:val="4A4A49"/>
+          <w:sz w:val="22"/>
+        </w:rPr>
+        <w:t xml:space="preserve"> No subas una imagen: la respuesta de esta pregunta es texto Mermaid.</w:t>
+      </w:r>
+    </w:p>
+    <w:p>
+      <w:pPr>
+        <w:pStyle w:val="ListBullet"/>
+      </w:pPr>
+      <w:r>
+        <w:rPr>
+          <w:b/>
+          <w:color w:val="4A4A49"/>
+          <w:sz w:val="22"/>
+        </w:rPr>
+        <w:t>1. Disena visual</w:t>
+      </w:r>
+      <w:r>
+        <w:rPr>
+          <w:b w:val="0"/>
+          <w:color w:val="4A4A49"/>
+          <w:sz w:val="22"/>
+        </w:rPr>
+        <w:t xml:space="preserve"> Dibuja el diagrama como quieras en Excalidraw o draw.io: es mas rapido arrastrar cajas que escribir codigo, y ahi es donde piensas el modelo.</w:t>
+      </w:r>
+    </w:p>
+    <w:p>
+      <w:pPr>
+        <w:pStyle w:val="ListBullet"/>
+      </w:pPr>
+      <w:r>
+        <w:rPr>
+          <w:b/>
+          <w:color w:val="4A4A49"/>
+          <w:sz w:val="22"/>
+        </w:rPr>
+        <w:t>2. Traduce con IA</w:t>
+      </w:r>
+      <w:r>
+        <w:rPr>
+          <w:b w:val="0"/>
+          <w:color w:val="4A4A49"/>
+          <w:sz w:val="22"/>
+        </w:rPr>
+        <w:t xml:space="preserve"> Copia o describe tu boceto a una IA y pidele el codigo Mermaid: «convierte este diagrama a Mermaid usando </w:t>
+      </w:r>
+      <w:r>
+        <w:rPr>
+          <w:rFonts w:ascii="Consolas" w:hAnsi="Consolas"/>
+          <w:color w:val="111111"/>
+          <w:sz w:val="21"/>
+        </w:rPr>
+        <w:t>flowchart</w:t>
+      </w:r>
+      <w:r>
+        <w:rPr>
+          <w:b w:val="0"/>
+          <w:color w:val="4A4A49"/>
+          <w:sz w:val="22"/>
+        </w:rPr>
+        <w:t>». Revisa el resultado: la IA acierta la sintaxis, no tu modelo.</w:t>
+      </w:r>
+    </w:p>
+    <w:p>
+      <w:pPr>
+        <w:pStyle w:val="ListBullet"/>
+      </w:pPr>
+      <w:r>
+        <w:rPr>
+          <w:b/>
+          <w:color w:val="4A4A49"/>
+          <w:sz w:val="22"/>
+        </w:rPr>
+        <w:t>3. Pega y renderiza en ExamLab</w:t>
+      </w:r>
+      <w:r>
+        <w:rPr>
+          <w:b w:val="0"/>
+          <w:color w:val="4A4A49"/>
+          <w:sz w:val="22"/>
+        </w:rPr>
+        <w:t xml:space="preserve"> Pega ese codigo en la caja de texto de la pregunta y mira como lo dibuja la plataforma. Si no renderiza, corrige ahi mismo: lo que se califica es el diagrama renderizado dentro de ExamLab.</w:t>
+      </w:r>
+    </w:p>
+    <w:p>
+      <w:pPr>
+        <w:pStyle w:val="ListBullet"/>
+      </w:pPr>
+      <w:r>
+        <w:rPr>
+          <w:b/>
+          <w:color w:val="4A4A49"/>
+          <w:sz w:val="22"/>
+        </w:rPr>
+        <w:t>4. Guarda el PNG para tu PI</w:t>
+      </w:r>
+      <w:r>
+        <w:rPr>
+          <w:b w:val="0"/>
+          <w:color w:val="4A4A49"/>
+          <w:sz w:val="22"/>
+        </w:rPr>
+        <w:t xml:space="preserve"> Exporta tambien la imagen a la carpeta de tu Proyecto Integrador. Esa copia es para tu informe; no reemplaza la respuesta en la plataforma.</w:t>
+      </w:r>
+    </w:p>
+    <w:p>
       <w:pPr>
         <w:shd w:val="clear" w:fill="FFF4EC"/>
         <w:spacing w:before="80" w:after="40"/>
@@ -838,7 +1192,7 @@
           <w:color w:val="1A1C1D"/>
           <w:sz w:val="32"/>
         </w:rPr>
-        <w:t>55–100 · Taller guiado PI (individual · equipos de 2–3 solo si tú los autorizaste)</w:t>
+        <w:t>55–100 · Taller guiado PI (individual · equipos de 2–3 solo si tú los autorizaste) · [Slide 13]</w:t>
       </w:r>
     </w:p>
     <w:p>
@@ -978,7 +1332,7 @@
           <w:color w:val="1A1C1D"/>
           <w:sz w:val="32"/>
         </w:rPr>
-        <w:t>115–120 · Cierre</w:t>
+        <w:t>115–120 · Cierre · [Slide 15]</w:t>
       </w:r>
     </w:p>
     <w:p>
@@ -1393,12 +1747,28 @@
           <w:color w:val="C23E12"/>
           <w:sz w:val="21"/>
         </w:rPr>
-        <w:t>📸  Pantallazo: herramienta del día en uso con artefacto CloudLite</w:t>
+        <w:t>📸  La herramienta del día en uso con el artefacto CloudLite</w:t>
       </w:r>
     </w:p>
     <w:p>
       <w:pPr>
         <w:shd w:val="clear" w:fill="F2F2F3"/>
+        <w:spacing w:after="20"/>
+      </w:pPr>
+      <w:r>
+        <w:rPr>
+          <w:b/>
+          <w:i/>
+          <w:color w:val="4A4A49"/>
+          <w:sz w:val="18"/>
+        </w:rPr>
+        <w:t>Esta imagen todavía no existe. Cómo producirla:</w:t>
+      </w:r>
+    </w:p>
+    <w:p>
+      <w:pPr>
+        <w:shd w:val="clear" w:fill="F2F2F3"/>
+        <w:ind w:left="216"/>
       </w:pPr>
       <w:r>
         <w:rPr>
@@ -1406,20 +1776,50 @@
           <w:color w:val="4A4A49"/>
           <w:sz w:val="18"/>
         </w:rPr>
-        <w:t>[  Inserta aquí la captura de pantalla  ]</w:t>
+        <w:t>1) Abre LabEx Docker Playground · alterna si no carga: Killercoda y repite la demo de este guion.  2) Captura solo la ventana útil, no el escritorio completo.  3) Recorta a ~1200 px de ancho.  4) Guárdala como Kit docente/Clase 3/Capturas/demo-clase03.png.  5) Vuelve a generar el guion y la imagen queda embebida aquí sola. Detalle en Capturas/README.txt.</w:t>
       </w:r>
     </w:p>
     <w:p>
       <w:pPr>
-        <w:pStyle w:val="ListBullet"/>
+        <w:shd w:val="clear" w:fill="FFF4EC"/>
+        <w:spacing w:before="80" w:after="40"/>
       </w:pPr>
       <w:r>
         <w:rPr>
-          <w:b w:val="0"/>
+          <w:b/>
+          <w:color w:val="C23E12"/>
+          <w:sz w:val="21"/>
+        </w:rPr>
+        <w:t>📸  Evidencia del entregable de un estudiante (diagrama / YAML / lab)</w:t>
+      </w:r>
+    </w:p>
+    <w:p>
+      <w:pPr>
+        <w:shd w:val="clear" w:fill="F2F2F3"/>
+        <w:spacing w:after="20"/>
+      </w:pPr>
+      <w:r>
+        <w:rPr>
+          <w:b/>
+          <w:i/>
           <w:color w:val="4A4A49"/>
-          <w:sz w:val="22"/>
+          <w:sz w:val="18"/>
         </w:rPr>
-        <w:t>📸 Pantallazo: evidencia de entregable (diagrama/YAML/lab)</w:t>
+        <w:t>Esta imagen todavía no existe. Cómo producirla:</w:t>
+      </w:r>
+    </w:p>
+    <w:p>
+      <w:pPr>
+        <w:shd w:val="clear" w:fill="F2F2F3"/>
+        <w:ind w:left="216"/>
+      </w:pPr>
+      <w:r>
+        <w:rPr>
+          <w:i/>
+          <w:color w:val="4A4A49"/>
+          <w:sz w:val="18"/>
+        </w:rPr>
+        <w:t>1) Con permiso del estudiante, captura su artefacto de hoy.  2) Recorta nombre y correo antes de guardar.  3) Guárdala como Kit docente/Clase 3/Capturas/evidencia-clase03.png.  4) Es para tu registro del corte; no se proyecta en clase.</w:t>
       </w:r>
     </w:p>
     <w:p>

--- a/Arquitectura de Sistemas Computacionales/Kit docente/Clase 3/Guion Docente Clase 3 - Virtualizacion y contenedores.docx
+++ b/Arquitectura de Sistemas Computacionales/Kit docente/Clase 3/Guion Docente Clase 3 - Virtualizacion y contenedores.docx
@@ -222,7 +222,7 @@
           <w:color w:val="4A4A49"/>
           <w:sz w:val="22"/>
         </w:rPr>
-        <w:t xml:space="preserve"> LabEx Docker Playground · alterna si no carga: Killercoda</w:t>
+        <w:t xml:space="preserve"> Killercoda · alterna si no carga: LabEx Docker Playground</w:t>
       </w:r>
     </w:p>
     <w:p>
@@ -245,7 +245,7 @@
           <w:color w:val="4A4A49"/>
           <w:sz w:val="22"/>
         </w:rPr>
-        <w:t>Las dos clases anteriores decidieron QUE se va a construir (dominio, capacidades, actores, diagrama de contexto) y BAJO QUE modelo de servicio se va a operar, con su registro de decision. Hoy se abre la caja de la maquinaria que hace posible todo eso: la virtualizacion y su descendiente directo, los contenedores. Es la primera clase francamente tecnica del curso y la primera en la que el estudiante escribe algo que una maquina ejecuta. El entregable es un Dockerfile y una captura del contenedor corriendo, obtenida en LabEx Docker Playground, un laboratorio gratuito que funciona en el navegador. Conviene decir desde el minuto uno por que esto importa para la arquitectura y no solo para la operacion: el contenedor es la unidad de despliegue con la que se razona en todos los diagramas siguientes, y sin entender que es exactamente, el nivel de contenedores del modelo C4 que se dibuja en la Clase 4 queda en pura metafora.</w:t>
+        <w:t>Las dos clases anteriores decidieron QUE se va a construir (dominio, capacidades, actores, diagrama de contexto) y BAJO QUE modelo de servicio se va a operar, con su registro de decision. Hoy se abre la caja de la maquinaria que hace posible todo eso: la virtualizacion y su descendiente directo, los contenedores. Es la primera clase francamente tecnica del curso y la primera en la que el estudiante escribe algo que una maquina ejecuta. El entregable es un Dockerfile y una captura del contenedor corriendo, obtenida en Killercoda, un laboratorio gratuito que funciona en el navegador. Conviene decir desde el minuto uno por que esto importa para la arquitectura y no solo para la operacion: el contenedor es la unidad de despliegue con la que se razona en todos los diagramas siguientes, y sin entender que es exactamente, el nivel de contenedores del modelo C4 que se dibuja en la Clase 4 queda en pura metafora.</w:t>
       </w:r>
     </w:p>
     <w:p>
@@ -295,7 +295,7 @@
           <w:color w:val="4A4A49"/>
           <w:sz w:val="22"/>
         </w:rPr>
-        <w:t>Segundo ejemplo concreto. Tras ejecutar el contenedor, el comando docker ps lista lo que esta corriendo con siete columnas, y leerlas es parte del entregable: identificador del contenedor, imagen de la que proviene, comando en ejecucion, tiempo desde su creacion, estado, puertos publicados y nombre asignado. La columna de estado es la que hay que mirar: si dice Up seguido de un tiempo, el contenedor vive; si dice Exited con un codigo entre parentesis, murio, y ese codigo es la primera pista del problema. Un estudiante mas adelantado puede levantar dos contenedores, la API y un stub de notificaciones, y comprobar algo que sera central en la Clase 4: desde el contenedor de la API, la direccion localhost NO es la maquina anfitriona ni el otro contenedor, es el propio contenedor, y para que dos contenedores se hablen hay que ponerlos en una misma red y llamarse por nombre. Todo esto ocurre en LabEx Docker Playground (labex.io, se ingresa con cuenta personal de Google o Microsoft por SSO, sin convenio institucional), que entrega una terminal Linux real con Docker ya instalado dentro del navegador, sin tarjeta de credito y sin instalar Docker Desktop, que en equipos institucionales suele estar bloqueado y tiene condiciones de licencia para organizaciones grandes. La contrapartida hay que anunciarla antes de empezar y no despues: la sesion es temporal y al cerrarse se pierde lo que exista solo alli, de modo que el Dockerfile se escribe en el repositorio del proyecto y se pega en el laboratorio, nunca al contrario; conviene guardar capturas o el enlace de la sesion antes de cerrarla. Si el sitio esta caido o saturado, Killercoda cumple la misma funcion, tambien gratis y en el navegador.</w:t>
+        <w:t>Segundo ejemplo concreto. Tras ejecutar el contenedor, el comando docker ps lista lo que esta corriendo con siete columnas, y leerlas es parte del entregable: identificador del contenedor, imagen de la que proviene, comando en ejecucion, tiempo desde su creacion, estado, puertos publicados y nombre asignado. La columna de estado es la que hay que mirar: si dice Up seguido de un tiempo, el contenedor vive; si dice Exited con un codigo entre parentesis, murio, y ese codigo es la primera pista del problema. Un estudiante mas adelantado puede levantar dos contenedores, la API y un stub de notificaciones, y comprobar algo que sera central en la Clase 4: desde el contenedor de la API, la direccion localhost NO es la maquina anfitriona ni el otro contenedor, es el propio contenedor, y para que dos contenedores se hablen hay que ponerlos en una misma red y llamarse por nombre. Todo esto ocurre en Killercoda (killercoda.com, cuenta gratuita y sin tarjeta, escenario Ubuntu), que entrega una terminal Linux real con Docker ya instalado dentro del navegador, sin instalar Docker Desktop, que en equipos institucionales suele estar bloqueado y tiene condiciones de licencia para organizaciones grandes. Hay dos limites que conviene anunciar ANTES de empezar y no despues, porque cambian como se planifica la hora de taller. El primero: la sesion caduca a una hora y al cerrarse se pierde lo que exista solo alli. De ahi sale la regla operativa del dia, y hay que decirla como consecuencia del limite y no como consejo suelto: el Dockerfile se escribe en la carpeta del proyecto y se PEGA en el laboratorio, nunca al contrario, y las capturas se guardan antes de cerrar. El segundo: en el plan gratuito solo se trabaja un escenario a la vez, asi que no sirve dejar dos labs abiertos. La alterna, si Killercoda no carga, es LabEx Docker Playground, que cumple la misma funcion tambien gratis y en el navegador, pero con una restriccion mas dura que conviene mencionar: su plan gratuito da solo tres sesiones al dia, de modo que quien la use para depurar puede quedarse sin intentos justo el dia de la entrega. Por eso la alterna es alterna y no la primera opcion.</w:t>
       </w:r>
     </w:p>
     <w:p>
@@ -794,7 +794,7 @@
           <w:color w:val="4A4A49"/>
           <w:sz w:val="22"/>
         </w:rPr>
-        <w:t>LabEx Docker Playground · alterna si no carga: Killercoda</w:t>
+        <w:t>Killercoda · alterna si no carga: LabEx Docker Playground</w:t>
       </w:r>
       <w:r>
         <w:rPr>
@@ -820,7 +820,7 @@
           <w:color w:val="4A4A49"/>
           <w:sz w:val="22"/>
         </w:rPr>
-        <w:t xml:space="preserve"> Construir y correr el stub en LabEx Docker Playground</w:t>
+        <w:t xml:space="preserve"> Construir y correr el stub en Killercoda</w:t>
       </w:r>
     </w:p>
     <w:p>
@@ -833,7 +833,7 @@
           <w:color w:val="4A4A49"/>
           <w:sz w:val="22"/>
         </w:rPr>
-        <w:t>Abra labex.io e inicie sesion con su cuenta de Google o Microsoft (advierta en voz alta: la sesion es temporal, guarden capturas antes de cerrarla).</w:t>
+        <w:t>Abra killercoda.com, inicie sesion con la cuenta gratuita y lance un escenario Ubuntu (advierta en voz alta: la sesion caduca a 1 h, guarden capturas antes de cerrarla).</w:t>
       </w:r>
     </w:p>
     <w:p>
@@ -885,7 +885,7 @@
           <w:color w:val="4A4A49"/>
           <w:sz w:val="22"/>
         </w:rPr>
-        <w:t xml:space="preserve">Si la red falla, proyecte las capturas de </w:t>
+        <w:t xml:space="preserve">Si Killercoda no carga, la alterna es LabEx Docker Playground (ojo: solo 3 sesiones al dia en el plan gratuito); si falla la red, proyecte las capturas de </w:t>
       </w:r>
       <w:r>
         <w:rPr>
@@ -1087,7 +1087,7 @@
           <w:color w:val="C23E12"/>
           <w:sz w:val="21"/>
         </w:rPr>
-        <w:t>📸  Build y run del stub en LabEx Docker Playground (lo que debe verse en pantalla)</w:t>
+        <w:t>📸  Build y run del stub en el lab del navegador (lo que debe verse en pantalla)</w:t>
       </w:r>
     </w:p>
     <w:p>
@@ -1427,7 +1427,7 @@
           <w:color w:val="4A4A49"/>
           <w:sz w:val="22"/>
         </w:rPr>
-        <w:t>Paso 4: abra LabEx Docker Playground en labex.io con su cuenta de Google o Microsoft (o Killercoda si no carga), ejecute docker build -t cloudlite-api:v1 . y docker run -d -p 8080:8080 cloudlite-api:v1, compruebe con curl que la ruta de salud devuelve 200 y llene la bitacora de 5 filas comando / que esperaba / que salio / evidencia, verificando que la captura muestre a la vez el prompt del lab, la salida del docker ps y la hora del sistema.</w:t>
+        <w:t>Paso 4: abra Killercoda en killercoda.com con su cuenta gratuita y lance un escenario Ubuntu (si no carga, LabEx Docker Playground como alterna; ojo: LabEx solo da 3 sesiones al dia en el plan gratuito), ejecute docker build -t cloudlite-api:v1 . y docker run -d -p 8080:8080 cloudlite-api:v1, compruebe con curl que la ruta de salud devuelve 200 y llene la bitacora de 5 filas comando / que esperaba / que salio / evidencia, verificando que la captura muestre a la vez el prompt del lab, la salida del docker ps y la hora del sistema.</w:t>
       </w:r>
     </w:p>
     <w:p>
@@ -1544,7 +1544,7 @@
           <w:color w:val="4A4A49"/>
           <w:sz w:val="22"/>
         </w:rPr>
-        <w:t>Perder el trabajo porque la sesion de LabEx Docker Playground se cerro. Recuerdeles guardar el Dockerfile y las capturas ANTES.</w:t>
+        <w:t>Perder el trabajo porque la sesion del lab caduco a la hora. Es el error mas comun del dia: recuerdeles que el Dockerfile se escribe en la carpeta del PI y se PEGA en el lab, nunca al contrario.</w:t>
       </w:r>
     </w:p>
     <w:p>
@@ -1606,7 +1606,7 @@
           <w:color w:val="4A4A49"/>
           <w:sz w:val="22"/>
         </w:rPr>
-        <w:t>Que pasa con su trabajo cuando se cierra la sesion de LabEx Docker Playground?</w:t>
+        <w:t>Que pasa con su trabajo cuando caduca la sesion del lab, y donde deberia vivir el Dockerfile?</w:t>
       </w:r>
     </w:p>
     <w:p>
@@ -1776,7 +1776,7 @@
           <w:color w:val="4A4A49"/>
           <w:sz w:val="18"/>
         </w:rPr>
-        <w:t>1) Abre LabEx Docker Playground · alterna si no carga: Killercoda y repite la demo de este guion.  2) Captura solo la ventana útil, no el escritorio completo.  3) Recorta a ~1200 px de ancho.  4) Guárdala como Kit docente/Clase 3/Capturas/demo-clase03.png.  5) Vuelve a generar el guion y la imagen queda embebida aquí sola. Detalle en Capturas/README.txt.</w:t>
+        <w:t>1) Abre Killercoda · alterna si no carga: LabEx Docker Playground y repite la demo de este guion.  2) Captura solo la ventana útil, no el escritorio completo.  3) Recorta a ~1200 px de ancho.  4) Guárdala como Kit docente/Clase 3/Capturas/demo-clase03.png.  5) Vuelve a generar el guion y la imagen queda embebida aquí sola. Detalle en Capturas/README.txt.</w:t>
       </w:r>
     </w:p>
     <w:p>

--- a/Arquitectura de Sistemas Computacionales/Kit docente/Clase 3/Guion Docente Clase 3 - Virtualizacion y contenedores.docx
+++ b/Arquitectura de Sistemas Computacionales/Kit docente/Clase 3/Guion Docente Clase 3 - Virtualizacion y contenedores.docx
@@ -530,19 +530,6 @@
           <w:color w:val="4A4A49"/>
           <w:sz w:val="22"/>
         </w:rPr>
-        <w:t>Del boceto a ExamLab (diagrama)</w:t>
-      </w:r>
-    </w:p>
-    <w:p>
-      <w:pPr>
-        <w:pStyle w:val="ListNumber"/>
-      </w:pPr>
-      <w:r>
-        <w:rPr>
-          <w:b w:val="0"/>
-          <w:color w:val="4A4A49"/>
-          <w:sz w:val="22"/>
-        </w:rPr>
         <w:t>Taller PI (paso a paso)</w:t>
       </w:r>
     </w:p>
@@ -776,7 +763,7 @@
           <w:color w:val="1A1C1D"/>
           <w:sz w:val="32"/>
         </w:rPr>
-        <w:t>40–55 · Demo en vivo · [Slide 12]</w:t>
+        <w:t>40–55 · Demo en vivo ·</w:t>
       </w:r>
     </w:p>
     <w:p>
@@ -941,142 +928,6 @@
       </w:r>
     </w:p>
     <w:p>
-      <w:r>
-        <w:rPr>
-          <w:b/>
-          <w:color w:val="4A4A49"/>
-          <w:sz w:val="22"/>
-        </w:rPr>
-        <w:t>Cierra la demo dentro de ExamLab</w:t>
-      </w:r>
-      <w:r>
-        <w:rPr>
-          <w:b w:val="0"/>
-          <w:color w:val="4A4A49"/>
-          <w:sz w:val="22"/>
-        </w:rPr>
-        <w:t xml:space="preserve"> [Slide 12] — es el paso que el estudiante no adivina: pasa el boceto a codigo Mermaid con ayuda de una IA, pegalo en la pregunta de diagrama y muestralo renderizado.</w:t>
-      </w:r>
-    </w:p>
-    <w:p>
-      <w:r>
-        <w:rPr>
-          <w:b/>
-          <w:color w:val="4A4A49"/>
-          <w:sz w:val="22"/>
-        </w:rPr>
-        <w:t>Del boceto al codigo Mermaid.</w:t>
-      </w:r>
-      <w:r>
-        <w:rPr>
-          <w:b w:val="0"/>
-          <w:color w:val="4A4A49"/>
-          <w:sz w:val="22"/>
-        </w:rPr>
-        <w:t xml:space="preserve"> No subas una imagen: la respuesta de esta pregunta es texto Mermaid.</w:t>
-      </w:r>
-    </w:p>
-    <w:p>
-      <w:pPr>
-        <w:pStyle w:val="ListBullet"/>
-      </w:pPr>
-      <w:r>
-        <w:rPr>
-          <w:b/>
-          <w:color w:val="4A4A49"/>
-          <w:sz w:val="22"/>
-        </w:rPr>
-        <w:t>1. Disena visual</w:t>
-      </w:r>
-      <w:r>
-        <w:rPr>
-          <w:b w:val="0"/>
-          <w:color w:val="4A4A49"/>
-          <w:sz w:val="22"/>
-        </w:rPr>
-        <w:t xml:space="preserve"> Dibuja el diagrama como quieras en Excalidraw o draw.io: es mas rapido arrastrar cajas que escribir codigo, y ahi es donde piensas el modelo.</w:t>
-      </w:r>
-    </w:p>
-    <w:p>
-      <w:pPr>
-        <w:pStyle w:val="ListBullet"/>
-      </w:pPr>
-      <w:r>
-        <w:rPr>
-          <w:b/>
-          <w:color w:val="4A4A49"/>
-          <w:sz w:val="22"/>
-        </w:rPr>
-        <w:t>2. Traduce con IA</w:t>
-      </w:r>
-      <w:r>
-        <w:rPr>
-          <w:b w:val="0"/>
-          <w:color w:val="4A4A49"/>
-          <w:sz w:val="22"/>
-        </w:rPr>
-        <w:t xml:space="preserve"> Copia o describe tu boceto a una IA y pidele el codigo Mermaid: «convierte este diagrama a Mermaid usando </w:t>
-      </w:r>
-      <w:r>
-        <w:rPr>
-          <w:rFonts w:ascii="Consolas" w:hAnsi="Consolas"/>
-          <w:color w:val="111111"/>
-          <w:sz w:val="21"/>
-        </w:rPr>
-        <w:t>flowchart</w:t>
-      </w:r>
-      <w:r>
-        <w:rPr>
-          <w:b w:val="0"/>
-          <w:color w:val="4A4A49"/>
-          <w:sz w:val="22"/>
-        </w:rPr>
-        <w:t>». Revisa el resultado: la IA acierta la sintaxis, no tu modelo.</w:t>
-      </w:r>
-    </w:p>
-    <w:p>
-      <w:pPr>
-        <w:pStyle w:val="ListBullet"/>
-      </w:pPr>
-      <w:r>
-        <w:rPr>
-          <w:b/>
-          <w:color w:val="4A4A49"/>
-          <w:sz w:val="22"/>
-        </w:rPr>
-        <w:t>3. Pega y renderiza en ExamLab</w:t>
-      </w:r>
-      <w:r>
-        <w:rPr>
-          <w:b w:val="0"/>
-          <w:color w:val="4A4A49"/>
-          <w:sz w:val="22"/>
-        </w:rPr>
-        <w:t xml:space="preserve"> Pega ese codigo en la caja de texto de la pregunta y mira como lo dibuja la plataforma. Si no renderiza, corrige ahi mismo: lo que se califica es el diagrama renderizado dentro de ExamLab.</w:t>
-      </w:r>
-    </w:p>
-    <w:p>
-      <w:pPr>
-        <w:pStyle w:val="ListBullet"/>
-      </w:pPr>
-      <w:r>
-        <w:rPr>
-          <w:b/>
-          <w:color w:val="4A4A49"/>
-          <w:sz w:val="22"/>
-        </w:rPr>
-        <w:t>4. Guarda el PNG para tu PI</w:t>
-      </w:r>
-      <w:r>
-        <w:rPr>
-          <w:b w:val="0"/>
-          <w:color w:val="4A4A49"/>
-          <w:sz w:val="22"/>
-        </w:rPr>
-        <w:t xml:space="preserve"> Exporta tambien la imagen a la carpeta de tu Proyecto Integrador. Esa copia es para tu informe; no reemplaza la respuesta en la plataforma.</w:t>
-      </w:r>
-    </w:p>
-    <w:p>
       <w:pPr>
         <w:shd w:val="clear" w:fill="FFF4EC"/>
         <w:spacing w:before="80" w:after="40"/>
@@ -1192,7 +1043,7 @@
           <w:color w:val="1A1C1D"/>
           <w:sz w:val="32"/>
         </w:rPr>
-        <w:t>55–100 · Taller guiado PI (individual · equipos de 2–3 solo si tú los autorizaste) · [Slide 13]</w:t>
+        <w:t>55–100 · Taller guiado PI (individual · equipos de 2–3 solo si tú los autorizaste) · [Slide 12]</w:t>
       </w:r>
     </w:p>
     <w:p>
@@ -1332,7 +1183,7 @@
           <w:color w:val="1A1C1D"/>
           <w:sz w:val="32"/>
         </w:rPr>
-        <w:t>115–120 · Cierre · [Slide 15]</w:t>
+        <w:t>115–120 · Cierre · [Slide 14]</w:t>
       </w:r>
     </w:p>
     <w:p>
@@ -1388,7 +1239,7 @@
           <w:color w:val="4A4A49"/>
           <w:sz w:val="22"/>
         </w:rPr>
-        <w:t>Paso 1: decidan cual de los contenedores de CloudLite se contenerizara hoy (la API stub o el front estatico) y escriban en la seccion Contenedores del informe el nombre exacto del servicio, el puerto que expondra y la ruta de salud que responderan (por ejemplo api-citas, puerto 8080, ruta /health), verificando que ese nombre sea el mismo que usaran en el C4 de la Clase 4 y en el despliegue de la Clase 7.</w:t>
+        <w:t>Paso 1: elija en la pregunta 8 cual servicio de su C4 Context va a contenedorizar y justifiquelo en 2 o 3 frases; escriba a continuacion el Dockerfile completo con la imagen base ligera y con etiqueta fija, el COPY de dependencias antes del COPY del codigo, el EXPOSE y el CMD, verificando que no copie el .env ni ninguna clave.</w:t>
       </w:r>
     </w:p>
     <w:p>
@@ -1401,7 +1252,7 @@
           <w:color w:val="4A4A49"/>
           <w:sz w:val="22"/>
         </w:rPr>
-        <w:t>Paso 2: en la consola Linux de ExamLab arme el contexto de build con 5 archivos (app/main.py, requirements.txt con 2 dependencias fijadas por version, Dockerfile, .dockerignore con 4 entradas) y verifique con ls -la que los 5 existen y con un grep de PASSWORD, SECRET, TOKEN y api_key que la salida sea vacia, confirmando que no hay ningun secreto en el contexto.</w:t>
+        <w:t>Paso 2: explique en la pregunta 9, sobre su propio Dockerfile, la diferencia entre imagen y contenedor, que instrucciones de SU archivo crean capa, por que el orden aprovecha el cache y en que se diferencia su contenedor de una maquina virtual; verifique que no escribio que un contenedor es una VM ligera.</w:t>
       </w:r>
     </w:p>
     <w:p>
@@ -1414,7 +1265,7 @@
           <w:color w:val="4A4A49"/>
           <w:sz w:val="22"/>
         </w:rPr>
-        <w:t>Paso 3: escriba el Dockerfile con exactamente 7 instrucciones (FROM con tag fijo y variante slim, WORKDIR, COPY de requirements, RUN pip install --no-cache-dir, COPY del codigo, EXPOSE del puerto declarado en el paso 1, CMD) y verifique que el puerto de EXPOSE, el del CMD y el documentado en el informe sean el mismo numero; el Dockerfile se pega completo en la pregunta 2 de ExamLab.</w:t>
+        <w:t>Paso 3: describa en la pregunta 10 el ciclo completo con los comandos exactos de build y de run, explicando que lado del mapeo de puertos es el anfitrion y que lado el contenedor, y cierre con el contrato del endpoint de salud (ruta, codigo de estado y cuerpo); verifique que el puerto sea el mismo que puso en el EXPOSE.</w:t>
       </w:r>
     </w:p>
     <w:p>
@@ -1427,20 +1278,7 @@
           <w:color w:val="4A4A49"/>
           <w:sz w:val="22"/>
         </w:rPr>
-        <w:t>Paso 4: abra Killercoda en killercoda.com con su cuenta gratuita y lance un escenario Ubuntu (si no carga, LabEx Docker Playground como alterna; ojo: LabEx solo da 3 sesiones al dia en el plan gratuito), ejecute docker build -t cloudlite-api:v1 . y docker run -d -p 8080:8080 cloudlite-api:v1, compruebe con curl que la ruta de salud devuelve 200 y llene la bitacora de 5 filas comando / que esperaba / que salio / evidencia, verificando que la captura muestre a la vez el prompt del lab, la salida del docker ps y la hora del sistema.</w:t>
-      </w:r>
-    </w:p>
-    <w:p>
-      <w:pPr>
-        <w:pStyle w:val="ListNumber"/>
-      </w:pPr>
-      <w:r>
-        <w:rPr>
-          <w:b w:val="0"/>
-          <w:color w:val="4A4A49"/>
-          <w:sz w:val="22"/>
-        </w:rPr>
-        <w:t>Paso 5: complete el diagrama Mermaid del ciclo Dockerfile a contenedor, adjunte la captura del lab con su nota de caducidad y suba las 5 preguntas del taller a ExamLab (modulo Talleres) antes del domingo 23:59, verificando que la seccion Contenedores del informe cite el mismo tag de imagen cloudlite-api:v1 que aparece en la captura.</w:t>
+        <w:t>Paso 4: ejecute de verdad el ciclo en Killercoda y reporte en la pregunta 11 la tabla de 5 filas con la salida real pegada textualmente, la descripcion de la captura con prompt, docker ps y hora del sistema, y una fila de incidente; recuerde que la sesion caduca a 1 hora, asi que capture la evidencia ANTES de cerrarla.</w:t>
       </w:r>
     </w:p>
     <w:p>

--- a/Arquitectura de Sistemas Computacionales/Kit docente/Clase 3/Guion Docente Clase 3 - Virtualizacion y contenedores.docx
+++ b/Arquitectura de Sistemas Computacionales/Kit docente/Clase 3/Guion Docente Clase 3 - Virtualizacion y contenedores.docx
@@ -239,6 +239,19 @@
       </w:r>
     </w:p>
     <w:p>
+      <w:pPr>
+        <w:spacing w:before="200" w:after="60"/>
+      </w:pPr>
+      <w:r>
+        <w:rPr>
+          <w:b/>
+          <w:color w:val="1A1C1D"/>
+          <w:sz w:val="32"/>
+        </w:rPr>
+        <w:t>De donde viene la clase y que se entrega hoy - diapositiva 4</w:t>
+      </w:r>
+    </w:p>
+    <w:p>
       <w:r>
         <w:rPr>
           <w:b w:val="0"/>
@@ -246,6 +259,19 @@
           <w:sz w:val="22"/>
         </w:rPr>
         <w:t>Las dos clases anteriores decidieron QUE se va a construir (dominio, capacidades, actores, diagrama de contexto) y BAJO QUE modelo de servicio se va a operar, con su registro de decision. Hoy se abre la caja de la maquinaria que hace posible todo eso: la virtualizacion y su descendiente directo, los contenedores. Es la primera clase francamente tecnica del curso y la primera en la que el estudiante escribe algo que una maquina ejecuta. El entregable es un Dockerfile y una captura del contenedor corriendo, obtenida en Killercoda, un laboratorio gratuito que funciona en el navegador. Conviene decir desde el minuto uno por que esto importa para la arquitectura y no solo para la operacion: el contenedor es la unidad de despliegue con la que se razona en todos los diagramas siguientes, y sin entender que es exactamente, el nivel de contenedores del modelo C4 que se dibuja en la Clase 4 queda en pura metafora.</w:t>
+      </w:r>
+    </w:p>
+    <w:p>
+      <w:pPr>
+        <w:spacing w:before="200" w:after="60"/>
+      </w:pPr>
+      <w:r>
+        <w:rPr>
+          <w:b/>
+          <w:color w:val="1A1C1D"/>
+          <w:sz w:val="32"/>
+        </w:rPr>
+        <w:t>Antes de la virtualizacion: un servidor por aplicacion - diapositiva 5</w:t>
       </w:r>
     </w:p>
     <w:p>
@@ -259,6 +285,19 @@
       </w:r>
     </w:p>
     <w:p>
+      <w:pPr>
+        <w:spacing w:before="200" w:after="60"/>
+      </w:pPr>
+      <w:r>
+        <w:rPr>
+          <w:b/>
+          <w:color w:val="1A1C1D"/>
+          <w:sz w:val="32"/>
+        </w:rPr>
+        <w:t>El contenedor: aislamiento sin otro sistema operativo - diapositiva 9</w:t>
+      </w:r>
+    </w:p>
+    <w:p>
       <w:r>
         <w:rPr>
           <w:b w:val="0"/>
@@ -266,6 +305,19 @@
           <w:sz w:val="22"/>
         </w:rPr>
         <w:t>Un contenedor parte de una observacion distinta: casi nunca se necesita otro sistema operativo, solo un espacio aislado dentro del que ya existe. Todos los contenedores de una maquina comparten el kernel del anfitrion, y el aislamiento se consigue con dos mecanismos del propio Linux. Los namespaces le dan a cada contenedor su propia vista de procesos, red, usuarios y sistema de archivos, de modo que dentro del contenedor su proceso principal se ve con el numero 1 y no ve los procesos vecinos. Los cgroups, o grupos de control, limitan cuanta CPU y cuanta memoria puede consumir. Sin sistema operativo propio, los numeros cambian de escala: una imagen basada en Alpine Linux pesa del orden de 5 a 10 MB, una imagen slim de un runtime como Node ronda los 150 a 250 MB frente a cerca de 1 GB de la version completa, y el arranque es de decimas de segundo. Aqui esta la respuesta a la frase que hay que evitar: un contenedor no es «una maquina virtual ligera». La diferencia no es el peso sino el aislamiento; como el kernel es compartido, una vulnerabilidad del kernel puede afectar a todos los contenedores de esa maquina, y por eso los proveedores de nube siguen usando maquinas virtuales para separar clientes distintos y ejecutan los contenedores DENTRO de ellas. Contenedores y maquinas virtuales no compiten: se apilan.</w:t>
+      </w:r>
+    </w:p>
+    <w:p>
+      <w:pPr>
+        <w:spacing w:before="200" w:after="60"/>
+      </w:pPr>
+      <w:r>
+        <w:rPr>
+          <w:b/>
+          <w:color w:val="1A1C1D"/>
+          <w:sz w:val="32"/>
+        </w:rPr>
+        <w:t>Dockerfile, imagen, contenedor y registro: los cuatro terminos - diapositiva 7</w:t>
       </w:r>
     </w:p>
     <w:p>
@@ -279,6 +331,19 @@
       </w:r>
     </w:p>
     <w:p>
+      <w:pPr>
+        <w:spacing w:before="200" w:after="60"/>
+      </w:pPr>
+      <w:r>
+        <w:rPr>
+          <w:b/>
+          <w:color w:val="1A1C1D"/>
+          <w:sz w:val="32"/>
+        </w:rPr>
+        <w:t>Primer ejemplo: el stub de la API de CloudLite - diapositiva 10</w:t>
+      </w:r>
+    </w:p>
+    <w:p>
       <w:r>
         <w:rPr>
           <w:b w:val="0"/>
@@ -289,6 +354,19 @@
       </w:r>
     </w:p>
     <w:p>
+      <w:pPr>
+        <w:spacing w:before="200" w:after="60"/>
+      </w:pPr>
+      <w:r>
+        <w:rPr>
+          <w:b/>
+          <w:color w:val="1A1C1D"/>
+          <w:sz w:val="32"/>
+        </w:rPr>
+        <w:t>Segundo ejemplo: leer las siete columnas de docker ps - diapositiva 6</w:t>
+      </w:r>
+    </w:p>
+    <w:p>
       <w:r>
         <w:rPr>
           <w:b w:val="0"/>
@@ -296,6 +374,19 @@
           <w:sz w:val="22"/>
         </w:rPr>
         <w:t>Segundo ejemplo concreto. Tras ejecutar el contenedor, el comando docker ps lista lo que esta corriendo con siete columnas, y leerlas es parte del entregable: identificador del contenedor, imagen de la que proviene, comando en ejecucion, tiempo desde su creacion, estado, puertos publicados y nombre asignado. La columna de estado es la que hay que mirar: si dice Up seguido de un tiempo, el contenedor vive; si dice Exited con un codigo entre parentesis, murio, y ese codigo es la primera pista del problema. Un estudiante mas adelantado puede levantar dos contenedores, la API y un stub de notificaciones, y comprobar algo que sera central en la Clase 4: desde el contenedor de la API, la direccion localhost NO es la maquina anfitriona ni el otro contenedor, es el propio contenedor, y para que dos contenedores se hablen hay que ponerlos en una misma red y llamarse por nombre. Todo esto ocurre en Killercoda (killercoda.com, cuenta gratuita y sin tarjeta, escenario Ubuntu), que entrega una terminal Linux real con Docker ya instalado dentro del navegador, sin instalar Docker Desktop, que en equipos institucionales suele estar bloqueado y tiene condiciones de licencia para organizaciones grandes. Hay dos limites que conviene anunciar ANTES de empezar y no despues, porque cambian como se planifica la hora de taller. El primero: la sesion caduca a una hora y al cerrarse se pierde lo que exista solo alli. De ahi sale la regla operativa del dia, y hay que decirla como consecuencia del limite y no como consejo suelto: el Dockerfile se escribe en la carpeta del proyecto y se PEGA en el laboratorio, nunca al contrario, y las capturas se guardan antes de cerrar. El segundo: en el plan gratuito solo se trabaja un escenario a la vez, asi que no sirve dejar dos labs abiertos. La alterna, si Killercoda no carga, es LabEx Docker Playground, que cumple la misma funcion tambien gratis y en el navegador, pero con una restriccion mas dura que conviene mencionar: su plan gratuito da solo tres sesiones al dia, de modo que quien la use para depurar puede quedarse sin intentos justo el dia de la entrega. Por eso la alterna es alterna y no la primera opcion.</w:t>
+      </w:r>
+    </w:p>
+    <w:p>
+      <w:pPr>
+        <w:spacing w:before="200" w:after="60"/>
+      </w:pPr>
+      <w:r>
+        <w:rPr>
+          <w:b/>
+          <w:color w:val="1A1C1D"/>
+          <w:sz w:val="32"/>
+        </w:rPr>
+        <w:t>Preguntas frecuentes y cierre conceptual (de la diapositiva 5 a la diapositiva 8)</w:t>
       </w:r>
     </w:p>
     <w:p>

--- a/Arquitectura de Sistemas Computacionales/Kit docente/Clase 3/Guion Docente Clase 3 - Virtualizacion y contenedores.docx
+++ b/Arquitectura de Sistemas Computacionales/Kit docente/Clase 3/Guion Docente Clase 3 - Virtualizacion y contenedores.docx
@@ -762,7 +762,7 @@
           <w:color w:val="4A4A49"/>
           <w:sz w:val="22"/>
         </w:rPr>
-        <w:t>Cubre estos conceptos, en este orden, ~10 min cada uno (son los títulos de las diapositivas de teoría):</w:t>
+        <w:t>Cubre estos conceptos, en este orden, ~10 min cada uno, con su diapositiva:</w:t>
       </w:r>
     </w:p>
     <w:p>
@@ -771,11 +771,19 @@
       </w:pPr>
       <w:r>
         <w:rPr>
+          <w:b/>
+          <w:color w:val="4A4A49"/>
+          <w:sz w:val="22"/>
+        </w:rPr>
+        <w:t>VM vs contenedor</w:t>
+      </w:r>
+      <w:r>
+        <w:rPr>
           <w:b w:val="0"/>
           <w:color w:val="4A4A49"/>
           <w:sz w:val="22"/>
         </w:rPr>
-        <w:t>VM vs contenedor</w:t>
+        <w:t xml:space="preserve"> · [Slide 5]</w:t>
       </w:r>
     </w:p>
     <w:p>
@@ -784,11 +792,19 @@
       </w:pPr>
       <w:r>
         <w:rPr>
+          <w:b/>
+          <w:color w:val="4A4A49"/>
+          <w:sz w:val="22"/>
+        </w:rPr>
+        <w:t>Lab en navegador (pasos demo)</w:t>
+      </w:r>
+      <w:r>
+        <w:rPr>
           <w:b w:val="0"/>
           <w:color w:val="4A4A49"/>
           <w:sz w:val="22"/>
         </w:rPr>
-        <w:t>Lab en navegador (pasos demo)</w:t>
+        <w:t xml:space="preserve"> · [Slide 6]</w:t>
       </w:r>
     </w:p>
     <w:p>
@@ -797,11 +813,47 @@
       </w:pPr>
       <w:r>
         <w:rPr>
+          <w:b/>
+          <w:color w:val="4A4A49"/>
+          <w:sz w:val="22"/>
+        </w:rPr>
+        <w:t>Dockerfile mínimo para el stub</w:t>
+      </w:r>
+      <w:r>
+        <w:rPr>
           <w:b w:val="0"/>
           <w:color w:val="4A4A49"/>
           <w:sz w:val="22"/>
         </w:rPr>
-        <w:t>Dockerfile mínimo para el stub</w:t>
+        <w:t xml:space="preserve"> · [Slide 7]</w:t>
+      </w:r>
+    </w:p>
+    <w:p>
+      <w:r>
+        <w:rPr>
+          <w:b/>
+          <w:color w:val="4A4A49"/>
+          <w:sz w:val="22"/>
+        </w:rPr>
+        <w:t>Ninguna se salta</w:t>
+      </w:r>
+      <w:r>
+        <w:rPr>
+          <w:b w:val="0"/>
+          <w:color w:val="4A4A49"/>
+          <w:sz w:val="22"/>
+        </w:rPr>
+        <w:t>: cada una de esas diapositivas es el mecanismo con que se resuelve</w:t>
+      </w:r>
+    </w:p>
+    <w:p>
+      <w:r>
+        <w:rPr>
+          <w:b w:val="0"/>
+          <w:color w:val="4A4A49"/>
+          <w:sz w:val="22"/>
+        </w:rPr>
+        <w:t>al menos una pregunta de la actividad calificada de hoy.</w:t>
       </w:r>
     </w:p>
     <w:p>
@@ -854,7 +906,7 @@
           <w:color w:val="1A1C1D"/>
           <w:sz w:val="32"/>
         </w:rPr>
-        <w:t>40–55 · Demo en vivo ·</w:t>
+        <w:t>40–55 · Demo en vivo · [Slide 10]</w:t>
       </w:r>
     </w:p>
     <w:p>

--- a/Arquitectura de Sistemas Computacionales/Kit docente/Clase 3/Guion Docente Clase 3 - Virtualizacion y contenedores.docx
+++ b/Arquitectura de Sistemas Computacionales/Kit docente/Clase 3/Guion Docente Clase 3 - Virtualizacion y contenedores.docx
@@ -163,7 +163,20 @@
           <w:color w:val="4A4A49"/>
           <w:sz w:val="22"/>
         </w:rPr>
-        <w:t>Dejar evidencia PI: Dockerfile del stub CloudLite + captura.</w:t>
+        <w:t>Publicar el puerto y verificar el servicio con un endpoint de salud (ruta, código, cuerpo).</w:t>
+      </w:r>
+    </w:p>
+    <w:p>
+      <w:pPr>
+        <w:pStyle w:val="ListBullet"/>
+      </w:pPr>
+      <w:r>
+        <w:rPr>
+          <w:b w:val="0"/>
+          <w:color w:val="4A4A49"/>
+          <w:sz w:val="22"/>
+        </w:rPr>
+        <w:t>Dejar evidencia PI: Dockerfile del stub CloudLite + bitácora + captura.</w:t>
       </w:r>
     </w:p>
     <w:p>
@@ -204,7 +217,7 @@
           <w:color w:val="4A4A49"/>
           <w:sz w:val="22"/>
         </w:rPr>
-        <w:t xml:space="preserve"> Dockerfile (+ compose opcional) + captura/enlace lab navegador</w:t>
+        <w:t xml:space="preserve"> Dockerfile del stub + bitácora de 5 comandos con la salida real + captura del lab</w:t>
       </w:r>
     </w:p>
     <w:p>
@@ -294,7 +307,30 @@
           <w:color w:val="1A1C1D"/>
           <w:sz w:val="32"/>
         </w:rPr>
-        <w:t>El contenedor: aislamiento sin otro sistema operativo - diapositiva 9</w:t>
+        <w:t>Recorrer el diagrama de las dos pilas, de abajo hacia arriba - diapositiva 9</w:t>
+      </w:r>
+    </w:p>
+    <w:p>
+      <w:r>
+        <w:rPr>
+          <w:b w:val="0"/>
+          <w:color w:val="4A4A49"/>
+          <w:sz w:val="22"/>
+        </w:rPr>
+        <w:t>Esta diapositiva es la misma comparacion de la seccion anterior, ya dibujada, y conviene recorrerla con el puntero en vez de leerla. Se sube por la columna izquierda: hardware fisico, hipervisor, y encima DOS sistemas operativos invitados completos, uno por aplicacion. Luego por la derecha: el mismo hardware, un solo sistema operativo anfitrion con el motor de contenedores, y encima los contenedores, que ya no traen sistema operativo propio. La pregunta que hay que hacer en voz alta, senalando el hueco, es cual es la caja que desaparecio, y la respuesta es el segundo sistema operativo. Todo lo demas —arranque en segundos y no en minutos, megabytes y no gigabytes— es consecuencia de esa caja que ya no esta, y decirlo en ese orden evita que el estudiante memorice cuatro cifras sueltas sin saber de donde salen. Conviene cerrar con lo que el dibujo NO muestra y la seccion anterior si dijo: en la nube las dos pilas se apilan, con los contenedores corriendo DENTRO de maquinas virtuales.</w:t>
+      </w:r>
+    </w:p>
+    <w:p>
+      <w:pPr>
+        <w:spacing w:before="200" w:after="60"/>
+      </w:pPr>
+      <w:r>
+        <w:rPr>
+          <w:b/>
+          <w:color w:val="1A1C1D"/>
+          <w:sz w:val="32"/>
+        </w:rPr>
+        <w:t>El contenedor: aislamiento sin otro sistema operativo - diapositiva 10</w:t>
       </w:r>
     </w:p>
     <w:p>
@@ -340,7 +376,7 @@
           <w:color w:val="1A1C1D"/>
           <w:sz w:val="32"/>
         </w:rPr>
-        <w:t>Primer ejemplo: el stub de la API de CloudLite - diapositiva 10</w:t>
+        <w:t>Primer ejemplo: el stub de la API de CloudLite - diapositiva 11</w:t>
       </w:r>
     </w:p>
     <w:p>
@@ -350,7 +386,70 @@
           <w:color w:val="4A4A49"/>
           <w:sz w:val="22"/>
         </w:rPr>
-        <w:t>Primer ejemplo concreto en CloudLite. En CloudLite Turnos el estudiante contenerizara un stub de su API, es decir una version minima que responde algo verificable, por ejemplo un endpoint llamado /salud que devuelve el texto ok. Su Dockerfile tiene seis instrucciones y el docente debe poder explicar cada una. FROM node:20-alpine elige la imagen base, o sea el punto de partida ya construido por otros, en este caso un Linux minimo con Node instalado. WORKDIR /app fija el directorio dentro del contenedor donde ocurrira todo lo demas. COPY package.json ./ trae solo la lista de dependencias. RUN npm install las instala dentro de la imagen y no en la maquina del estudiante, lo cual es el punto entero del ejercicio, porque la dependencia viaja con el artefacto. COPY . . trae el resto del codigo. EXPOSE 3000 documenta en que puerto escucha el proceso. Y CMD indica que comando ejecutar cuando el contenedor arranque. Un detalle que hay que subrayar porque genera confusion: EXPOSE no abre nada, solo documenta. Lo que realmente publica el puerto es la opcion -p al ejecutar, por ejemplo -p 8080:3000, que se lee de derecha a izquierda, ya que el puerto 3000 de dentro del contenedor queda accesible como 8080 desde fuera.</w:t>
+        <w:t>Primer ejemplo concreto en CloudLite. En CloudLite Turnos el estudiante contenerizara un stub de su API, es decir una version minima que responde algo verificable: el endpoint GET /health, que devuelve un cuerpo en formato JSON con al menos un campo que se pueda comprobar. Su Dockerfile tiene siete instrucciones —esa cifra se califica, asi que conviene contarlas en voz alta— y el docente debe poder explicar cada una. FROM node:20-alpine elige la imagen base, o sea el punto de partida ya construido por otros, en este caso un Linux minimo con Node instalado; la etiqueta 20-alpine es FIJA y eso importa, porque con latest la imagen de hoy no es la de manana y la reconstruccion deja de ser reproducible. WORKDIR /app fija el directorio dentro del contenedor donde ocurrira todo lo demas. COPY package*.json ./ trae solo la lista de dependencias. RUN npm ci --omit=dev las instala dentro de la imagen y no en la maquina del estudiante, lo cual es el punto entero del ejercicio, porque la dependencia viaja con el artefacto; se usa npm ci y no npm install porque respeta el archivo de bloqueo y por tanto instala exactamente las mismas versiones en cada construccion. COPY . . trae el resto del codigo, y va DESPUES por la razon de cache de la seccion anterior. EXPOSE 8080 documenta en que puerto escucha el proceso. Y CMD indica que comando ejecutar cuando el contenedor arranque, uno solo y en primer plano.</w:t>
+      </w:r>
+    </w:p>
+    <w:p>
+      <w:r>
+        <w:rPr>
+          <w:b w:val="0"/>
+          <w:color w:val="4A4A49"/>
+          <w:sz w:val="22"/>
+        </w:rPr>
+        <w:t>Ese COPY . . tiene una consecuencia que hay que decir mientras esta proyectado, porque vale cinco puntos de la actividad: copia TODO lo que haya en la carpeta, incluido el archivo .env con las credenciales, y una vez dentro de una capa ya no sale, ni siquiera borrandolo en una instruccion posterior. Por eso al lado del Dockerfile va un segundo archivo, el .dockerignore, con al menos .env, node_modules y .git. La diapositiva lo proyecta junto al Dockerfile y no como nota al pie a proposito: son dos archivos hermanos en la misma carpeta, y el estudiante que entrega el primero sin el segundo entrega un artefacto que filtra secretos. La regla se enuncia en una linea: si haces COPY . ., el .dockerignore va al lado y se menciona en la entrega.</w:t>
+      </w:r>
+    </w:p>
+    <w:p>
+      <w:r>
+        <w:rPr>
+          <w:b w:val="0"/>
+          <w:color w:val="4A4A49"/>
+          <w:sz w:val="22"/>
+        </w:rPr>
+        <w:t>Un ultimo detalle del que depende media clase: EXPOSE no abre nada, solo documenta. Lo que realmente publica el puerto es la opcion -p al ejecutar, y ese es el tema de la diapositiva siguiente.</w:t>
+      </w:r>
+    </w:p>
+    <w:p>
+      <w:pPr>
+        <w:spacing w:before="200" w:after="60"/>
+      </w:pPr>
+      <w:r>
+        <w:rPr>
+          <w:b/>
+          <w:color w:val="1A1C1D"/>
+          <w:sz w:val="32"/>
+        </w:rPr>
+        <w:t>Construir, correr y verificar: los tres comandos y el contrato de salud - diapositiva 8</w:t>
+      </w:r>
+    </w:p>
+    <w:p>
+      <w:r>
+        <w:rPr>
+          <w:b w:val="0"/>
+          <w:color w:val="4A4A49"/>
+          <w:sz w:val="22"/>
+        </w:rPr>
+        <w:t>Con el Dockerfile escrito faltan tres comandos, y los tres se califican por separado, asi que hay que dictarlos con la precision con la que se van a corregir. El primero es la construccion: docker build -t cloudlite-api:0.1.0 . El -t asigna nombre y etiqueta, y el punto final no es adorno sino el contexto de construccion, es decir la carpeta cuyo contenido se le entrega al motor. Un build sin etiqueta funciona y por eso el estudiante no nota el problema: Docker le pone latest en silencio, y a partir de ahi nadie puede decir que version esta corriendo. Nombre Y etiqueta, siempre; la etiqueta suelta no basta y el nombre solo tampoco.</w:t>
+      </w:r>
+    </w:p>
+    <w:p>
+      <w:r>
+        <w:rPr>
+          <w:b w:val="0"/>
+          <w:color w:val="4A4A49"/>
+          <w:sz w:val="22"/>
+        </w:rPr>
+        <w:t>El segundo es la ejecucion: docker run -d -p 8081:8080 --name api cloudlite-api:0.1.0. El -d lo manda a segundo plano y el --name le da un nombre estable para no andar copiando identificadores. El corazon de la instruccion es el -p, y conviene escribirlo en el tablero con las dos etiquetas encima: el numero de la IZQUIERDA es el del anfitrion, la maquina desde la que uno abre el navegador, y el de la DERECHA es el del contenedor, el mismo del EXPOSE. Se lee de derecha a izquierda: el puerto 8080 de dentro queda accesible como 8081 desde fuera. En el ejemplo estan a proposito DISTINTOS, porque cuando se escribe -p 8080:8080 los dos lados se confunden y el estudiante no puede decir cual es cual; en la actividad se le pide justamente explicar la diferencia. Y hay que anunciar el sintoma de invertirlos, que es lo que hace perder la tarde: docker ps sigue reportando el contenedor como Up y la peticion simplemente no obtiene respuesta o muere con una conexion reiniciada. El sintoma no senala la causa, y el estudiante busca el error en el codigo cuando esta en una linea del comando.</w:t>
+      </w:r>
+    </w:p>
+    <w:p>
+      <w:r>
+        <w:rPr>
+          <w:b w:val="0"/>
+          <w:color w:val="4A4A49"/>
+          <w:sz w:val="22"/>
+        </w:rPr>
+        <w:t>El tercero es la verificacion, y aqui hay un concepto y no solo un comando. Un endpoint de salud es una ruta cuyo unico proposito es que alguien de afuera pueda preguntar si el servicio esta en condiciones de atender, y su contrato tiene TRES datos, los tres exigibles: la ruta (GET /health), el codigo de estado (200 cuando el servicio puede atender, 503 cuando esta arriba pero sin su dependencia, tipicamente la base de datos) y el cuerpo con su formato declarado. El tercero es el que se olvida y el que hace util al endpoint: un 200 con el cuerpo vacio no distingue «vivo» de «vivo pero roto», porque el proceso puede estar respondiendo mientras su conexion a datos esta caida. Por eso el cuerpo lleva al menos un campo verificable, por ejemplo un estado y el nombre del servicio en JSON. Se comprueba con curl -i http://localhost:8081/health, y el -i importa: sin el, curl imprime el cuerpo pero esconde el codigo de estado, que es un tercio del contrato. Este mismo endpoint reaparece en la Clase 7, donde el balanceador lo consulta para decidir si sigue enviandole trafico a una instancia, y en la Clase 8, donde el pipeline lo usa como prueba de humo despues de construir la imagen.</w:t>
       </w:r>
     </w:p>
     <w:p>
@@ -386,7 +485,7 @@
           <w:color w:val="1A1C1D"/>
           <w:sz w:val="32"/>
         </w:rPr>
-        <w:t>Preguntas frecuentes y cierre conceptual (de la diapositiva 5 a la diapositiva 8)</w:t>
+        <w:t>Preguntas frecuentes y cierre conceptual (de la diapositiva 5 a la diapositiva 9)</w:t>
       </w:r>
     </w:p>
     <w:p>
@@ -444,6 +543,7 @@
       <w:r>
         <w:rPr>
           <w:rFonts w:ascii="Consolas" w:hAnsi="Consolas"/>
+          <w:b w:val="0"/>
           <w:color w:val="111111"/>
           <w:sz w:val="21"/>
         </w:rPr>
@@ -557,6 +657,19 @@
           <w:sz w:val="22"/>
         </w:rPr>
         <w:t>Dockerfile mínimo para el stub</w:t>
+      </w:r>
+    </w:p>
+    <w:p>
+      <w:pPr>
+        <w:pStyle w:val="ListNumber"/>
+      </w:pPr>
+      <w:r>
+        <w:rPr>
+          <w:b w:val="0"/>
+          <w:color w:val="4A4A49"/>
+          <w:sz w:val="22"/>
+        </w:rPr>
+        <w:t>Construir, correr y verificar el contenedor</w:t>
       </w:r>
     </w:p>
     <w:p>
@@ -709,7 +822,7 @@
           <w:color w:val="4A4A49"/>
           <w:sz w:val="22"/>
         </w:rPr>
-        <w:t>Entregable concreto: Dockerfile (+ compose opcional) + captura/enlace lab navegador.</w:t>
+        <w:t>Entregable concreto: Dockerfile del stub + bitácora de 5 comandos con la salida real + captura del lab.</w:t>
       </w:r>
     </w:p>
     <w:p>
@@ -762,7 +875,7 @@
           <w:color w:val="4A4A49"/>
           <w:sz w:val="22"/>
         </w:rPr>
-        <w:t>Cubre estos conceptos, en este orden, ~10 min cada uno, con su diapositiva:</w:t>
+        <w:t>Cubre estos conceptos, en este orden, ~7 min cada uno, con su diapositiva:</w:t>
       </w:r>
     </w:p>
     <w:p>
@@ -826,6 +939,27 @@
           <w:sz w:val="22"/>
         </w:rPr>
         <w:t xml:space="preserve"> · [Slide 7]</w:t>
+      </w:r>
+    </w:p>
+    <w:p>
+      <w:pPr>
+        <w:pStyle w:val="ListBullet"/>
+      </w:pPr>
+      <w:r>
+        <w:rPr>
+          <w:b/>
+          <w:color w:val="4A4A49"/>
+          <w:sz w:val="22"/>
+        </w:rPr>
+        <w:t>Construir, correr y verificar el contenedor</w:t>
+      </w:r>
+      <w:r>
+        <w:rPr>
+          <w:b w:val="0"/>
+          <w:color w:val="4A4A49"/>
+          <w:sz w:val="22"/>
+        </w:rPr>
+        <w:t xml:space="preserve"> · [Slide 8]</w:t>
       </w:r>
     </w:p>
     <w:p>
@@ -906,7 +1040,7 @@
           <w:color w:val="1A1C1D"/>
           <w:sz w:val="32"/>
         </w:rPr>
-        <w:t>40–55 · Demo en vivo · [Slide 10]</w:t>
+        <w:t>40–55 · Demo en vivo · [Slide 11]</w:t>
       </w:r>
     </w:p>
     <w:p>
@@ -950,7 +1084,7 @@
           <w:color w:val="4A4A49"/>
           <w:sz w:val="22"/>
         </w:rPr>
-        <w:t xml:space="preserve"> Construir y correr el stub en Killercoda</w:t>
+        <w:t xml:space="preserve"> Construir, correr y verificar el stub en Killercoda — los 5 comandos de la bitacora</w:t>
       </w:r>
     </w:p>
     <w:p>
@@ -976,7 +1110,58 @@
           <w:color w:val="4A4A49"/>
           <w:sz w:val="22"/>
         </w:rPr>
-        <w:t>Escriba un Dockerfile minimo en vivo: FROM nginx:alpine y COPY de un index.html de una linea.</w:t>
+        <w:t xml:space="preserve">Escriba el Dockerfile del stub en vivo, en el mismo orden de la diapositiva «Dockerfile minimo del stub CloudLite»: FROM node:20-alpine, WORKDIR, COPY package*.json, RUN npm ci --omit=dev, COPY . ., EXPOSE 8080, CMD. Y cree al lado un </w:t>
+      </w:r>
+      <w:r>
+        <w:rPr>
+          <w:rFonts w:ascii="Consolas" w:hAnsi="Consolas"/>
+          <w:b w:val="0"/>
+          <w:color w:val="111111"/>
+          <w:sz w:val="21"/>
+        </w:rPr>
+        <w:t>.dockerignore</w:t>
+      </w:r>
+      <w:r>
+        <w:rPr>
+          <w:b w:val="0"/>
+          <w:color w:val="4A4A49"/>
+          <w:sz w:val="22"/>
+        </w:rPr>
+        <w:t xml:space="preserve"> con </w:t>
+      </w:r>
+      <w:r>
+        <w:rPr>
+          <w:rFonts w:ascii="Consolas" w:hAnsi="Consolas"/>
+          <w:b w:val="0"/>
+          <w:color w:val="111111"/>
+          <w:sz w:val="21"/>
+        </w:rPr>
+        <w:t>.env</w:t>
+      </w:r>
+      <w:r>
+        <w:rPr>
+          <w:b w:val="0"/>
+          <w:color w:val="4A4A49"/>
+          <w:sz w:val="22"/>
+        </w:rPr>
+        <w:t xml:space="preserve"> y </w:t>
+      </w:r>
+      <w:r>
+        <w:rPr>
+          <w:rFonts w:ascii="Consolas" w:hAnsi="Consolas"/>
+          <w:b w:val="0"/>
+          <w:color w:val="111111"/>
+          <w:sz w:val="21"/>
+        </w:rPr>
+        <w:t>node_modules</w:t>
+      </w:r>
+      <w:r>
+        <w:rPr>
+          <w:b w:val="0"/>
+          <w:color w:val="4A4A49"/>
+          <w:sz w:val="22"/>
+        </w:rPr>
+        <w:t xml:space="preserve"> — diga: «sin este archivo, el COPY . . se lleva el .env a la imagen y son 5 puntos».</w:t>
       </w:r>
     </w:p>
     <w:p>
@@ -989,7 +1174,75 @@
           <w:color w:val="4A4A49"/>
           <w:sz w:val="22"/>
         </w:rPr>
-        <w:t>Ejecute docker build -t cloudlite-stub . y luego docker run -d -p 80:80 cloudlite-stub.</w:t>
+        <w:t xml:space="preserve">Comando 1 — </w:t>
+      </w:r>
+      <w:r>
+        <w:rPr>
+          <w:rFonts w:ascii="Consolas" w:hAnsi="Consolas"/>
+          <w:b w:val="0"/>
+          <w:color w:val="111111"/>
+          <w:sz w:val="21"/>
+        </w:rPr>
+        <w:t>docker build -t cloudlite-api:0.1.0 .</w:t>
+      </w:r>
+      <w:r>
+        <w:rPr>
+          <w:b w:val="0"/>
+          <w:color w:val="4A4A49"/>
+          <w:sz w:val="22"/>
+        </w:rPr>
+        <w:t xml:space="preserve"> Senale la etiqueta </w:t>
+      </w:r>
+      <w:r>
+        <w:rPr>
+          <w:rFonts w:ascii="Consolas" w:hAnsi="Consolas"/>
+          <w:b w:val="0"/>
+          <w:color w:val="111111"/>
+          <w:sz w:val="21"/>
+        </w:rPr>
+        <w:t>0.1.0</w:t>
+      </w:r>
+      <w:r>
+        <w:rPr>
+          <w:b w:val="0"/>
+          <w:color w:val="4A4A49"/>
+          <w:sz w:val="22"/>
+        </w:rPr>
+        <w:t xml:space="preserve">: «sin ella la imagen queda como latest y la de hoy no es la de manana». Senale en el log que </w:t>
+      </w:r>
+      <w:r>
+        <w:rPr>
+          <w:rFonts w:ascii="Consolas" w:hAnsi="Consolas"/>
+          <w:b w:val="0"/>
+          <w:color w:val="111111"/>
+          <w:sz w:val="21"/>
+        </w:rPr>
+        <w:t>COPY package*.json</w:t>
+      </w:r>
+      <w:r>
+        <w:rPr>
+          <w:b w:val="0"/>
+          <w:color w:val="4A4A49"/>
+          <w:sz w:val="22"/>
+        </w:rPr>
+        <w:t xml:space="preserve"> corre ANTES que </w:t>
+      </w:r>
+      <w:r>
+        <w:rPr>
+          <w:rFonts w:ascii="Consolas" w:hAnsi="Consolas"/>
+          <w:b w:val="0"/>
+          <w:color w:val="111111"/>
+          <w:sz w:val="21"/>
+        </w:rPr>
+        <w:t>COPY . .</w:t>
+      </w:r>
+      <w:r>
+        <w:rPr>
+          <w:b w:val="0"/>
+          <w:color w:val="4A4A49"/>
+          <w:sz w:val="22"/>
+        </w:rPr>
+        <w:t>.</w:t>
       </w:r>
     </w:p>
     <w:p>
@@ -1002,7 +1255,229 @@
           <w:color w:val="4A4A49"/>
           <w:sz w:val="22"/>
         </w:rPr>
-        <w:t>Ejecute docker ps y senale las columnas IMAGE, STATUS y PORTS: «esta es la evidencia que entregan».</w:t>
+        <w:t xml:space="preserve">Comando 2 — </w:t>
+      </w:r>
+      <w:r>
+        <w:rPr>
+          <w:rFonts w:ascii="Consolas" w:hAnsi="Consolas"/>
+          <w:b w:val="0"/>
+          <w:color w:val="111111"/>
+          <w:sz w:val="21"/>
+        </w:rPr>
+        <w:t>docker images | grep cloudlite-api</w:t>
+      </w:r>
+      <w:r>
+        <w:rPr>
+          <w:b w:val="0"/>
+          <w:color w:val="4A4A49"/>
+          <w:sz w:val="22"/>
+        </w:rPr>
+        <w:t xml:space="preserve"> y lea en voz alta el TAG y el SIZE: «esto es lo que va en la fila 2 de la bitacora, pegado, no descrito».</w:t>
+      </w:r>
+    </w:p>
+    <w:p>
+      <w:pPr>
+        <w:pStyle w:val="ListNumber"/>
+      </w:pPr>
+      <w:r>
+        <w:rPr>
+          <w:b w:val="0"/>
+          <w:color w:val="4A4A49"/>
+          <w:sz w:val="22"/>
+        </w:rPr>
+        <w:t xml:space="preserve">Comando 3 — </w:t>
+      </w:r>
+      <w:r>
+        <w:rPr>
+          <w:rFonts w:ascii="Consolas" w:hAnsi="Consolas"/>
+          <w:b w:val="0"/>
+          <w:color w:val="111111"/>
+          <w:sz w:val="21"/>
+        </w:rPr>
+        <w:t>docker run -d -p 8081:8080 --name api cloudlite-api:0.1.0</w:t>
+      </w:r>
+      <w:r>
+        <w:rPr>
+          <w:b w:val="0"/>
+          <w:color w:val="4A4A49"/>
+          <w:sz w:val="22"/>
+        </w:rPr>
+        <w:t>. Escriba en el tablero «8081 = anfitrion, por donde entro yo» y «8080 = contenedor, el del EXPOSE», y aclare por que los puse DISTINTOS: para que se vea cual es cual.</w:t>
+      </w:r>
+    </w:p>
+    <w:p>
+      <w:pPr>
+        <w:pStyle w:val="ListNumber"/>
+      </w:pPr>
+      <w:r>
+        <w:rPr>
+          <w:b w:val="0"/>
+          <w:color w:val="4A4A49"/>
+          <w:sz w:val="22"/>
+        </w:rPr>
+        <w:t xml:space="preserve">Comando 4 — </w:t>
+      </w:r>
+      <w:r>
+        <w:rPr>
+          <w:rFonts w:ascii="Consolas" w:hAnsi="Consolas"/>
+          <w:b w:val="0"/>
+          <w:color w:val="111111"/>
+          <w:sz w:val="21"/>
+        </w:rPr>
+        <w:t>docker ps</w:t>
+      </w:r>
+      <w:r>
+        <w:rPr>
+          <w:b w:val="0"/>
+          <w:color w:val="4A4A49"/>
+          <w:sz w:val="22"/>
+        </w:rPr>
+        <w:t xml:space="preserve">: senale IMAGE, STATUS y la columna PORTS con </w:t>
+      </w:r>
+      <w:r>
+        <w:rPr>
+          <w:rFonts w:ascii="Consolas" w:hAnsi="Consolas"/>
+          <w:b w:val="0"/>
+          <w:color w:val="111111"/>
+          <w:sz w:val="21"/>
+        </w:rPr>
+        <w:t>0.0.0.0:8081-&gt;8080/tcp</w:t>
+      </w:r>
+      <w:r>
+        <w:rPr>
+          <w:b w:val="0"/>
+          <w:color w:val="4A4A49"/>
+          <w:sz w:val="22"/>
+        </w:rPr>
+        <w:t xml:space="preserve">. Ejecute </w:t>
+      </w:r>
+      <w:r>
+        <w:rPr>
+          <w:rFonts w:ascii="Consolas" w:hAnsi="Consolas"/>
+          <w:b w:val="0"/>
+          <w:color w:val="111111"/>
+          <w:sz w:val="21"/>
+        </w:rPr>
+        <w:t>date</w:t>
+      </w:r>
+      <w:r>
+        <w:rPr>
+          <w:b w:val="0"/>
+          <w:color w:val="4A4A49"/>
+          <w:sz w:val="22"/>
+        </w:rPr>
+        <w:t xml:space="preserve"> justo antes: «la hora del sistema en la misma captura vale 0.5 puntos».</w:t>
+      </w:r>
+    </w:p>
+    <w:p>
+      <w:pPr>
+        <w:pStyle w:val="ListNumber"/>
+      </w:pPr>
+      <w:r>
+        <w:rPr>
+          <w:b w:val="0"/>
+          <w:color w:val="4A4A49"/>
+          <w:sz w:val="22"/>
+        </w:rPr>
+        <w:t xml:space="preserve">Comando 5 — </w:t>
+      </w:r>
+      <w:r>
+        <w:rPr>
+          <w:rFonts w:ascii="Consolas" w:hAnsi="Consolas"/>
+          <w:b w:val="0"/>
+          <w:color w:val="111111"/>
+          <w:sz w:val="21"/>
+        </w:rPr>
+        <w:t>curl -i http://localhost:8081/health</w:t>
+      </w:r>
+      <w:r>
+        <w:rPr>
+          <w:b w:val="0"/>
+          <w:color w:val="4A4A49"/>
+          <w:sz w:val="22"/>
+        </w:rPr>
+        <w:t xml:space="preserve"> y lea los TRES datos del contrato: la ruta, el </w:t>
+      </w:r>
+      <w:r>
+        <w:rPr>
+          <w:rFonts w:ascii="Consolas" w:hAnsi="Consolas"/>
+          <w:b w:val="0"/>
+          <w:color w:val="111111"/>
+          <w:sz w:val="21"/>
+        </w:rPr>
+        <w:t>HTTP/1.1 200 OK</w:t>
+      </w:r>
+      <w:r>
+        <w:rPr>
+          <w:b w:val="0"/>
+          <w:color w:val="4A4A49"/>
+          <w:sz w:val="22"/>
+        </w:rPr>
+        <w:t xml:space="preserve"> y el cuerpo JSON con su campo verificable.</w:t>
+      </w:r>
+    </w:p>
+    <w:p>
+      <w:pPr>
+        <w:pStyle w:val="ListNumber"/>
+      </w:pPr>
+      <w:r>
+        <w:rPr>
+          <w:b w:val="0"/>
+          <w:color w:val="4A4A49"/>
+          <w:sz w:val="22"/>
+        </w:rPr>
+        <w:t>Error a proposito, 60 segundos: pare el contenedor y relancelo con los puertos invertidos (</w:t>
+      </w:r>
+      <w:r>
+        <w:rPr>
+          <w:rFonts w:ascii="Consolas" w:hAnsi="Consolas"/>
+          <w:b w:val="0"/>
+          <w:color w:val="111111"/>
+          <w:sz w:val="21"/>
+        </w:rPr>
+        <w:t>-p 8080:8081</w:t>
+      </w:r>
+      <w:r>
+        <w:rPr>
+          <w:b w:val="0"/>
+          <w:color w:val="4A4A49"/>
+          <w:sz w:val="22"/>
+        </w:rPr>
+        <w:t xml:space="preserve">). </w:t>
+      </w:r>
+      <w:r>
+        <w:rPr>
+          <w:rFonts w:ascii="Consolas" w:hAnsi="Consolas"/>
+          <w:b w:val="0"/>
+          <w:color w:val="111111"/>
+          <w:sz w:val="21"/>
+        </w:rPr>
+        <w:t>docker ps</w:t>
+      </w:r>
+      <w:r>
+        <w:rPr>
+          <w:b w:val="0"/>
+          <w:color w:val="4A4A49"/>
+          <w:sz w:val="22"/>
+        </w:rPr>
+        <w:t xml:space="preserve"> sigue diciendo Up y el </w:t>
+      </w:r>
+      <w:r>
+        <w:rPr>
+          <w:rFonts w:ascii="Consolas" w:hAnsi="Consolas"/>
+          <w:b w:val="0"/>
+          <w:color w:val="111111"/>
+          <w:sz w:val="21"/>
+        </w:rPr>
+        <w:t>curl</w:t>
+      </w:r>
+      <w:r>
+        <w:rPr>
+          <w:b w:val="0"/>
+          <w:color w:val="4A4A49"/>
+          <w:sz w:val="22"/>
+        </w:rPr>
+        <w:t xml:space="preserve"> se queda colgado: «el sintoma no dice la causa; por eso la pregunta 10 pide explicar que pasa si los inviertes».</w:t>
       </w:r>
     </w:p>
     <w:p>
@@ -1020,6 +1495,7 @@
       <w:r>
         <w:rPr>
           <w:rFonts w:ascii="Consolas" w:hAnsi="Consolas"/>
+          <w:b w:val="0"/>
           <w:color w:val="111111"/>
           <w:sz w:val="21"/>
         </w:rPr>
@@ -1046,6 +1522,7 @@
       <w:r>
         <w:rPr>
           <w:rFonts w:ascii="Consolas" w:hAnsi="Consolas"/>
+          <w:b w:val="0"/>
           <w:color w:val="111111"/>
           <w:sz w:val="21"/>
         </w:rPr>
@@ -1091,7 +1568,7 @@
       <w:r>
         <w:drawing>
           <wp:inline xmlns:a="http://schemas.openxmlformats.org/drawingml/2006/main" xmlns:pic="http://schemas.openxmlformats.org/drawingml/2006/picture">
-            <wp:extent cx="5120640" cy="1974141"/>
+            <wp:extent cx="5120640" cy="2596896"/>
             <wp:docPr id="1" name="Picture 1"/>
             <wp:cNvGraphicFramePr>
               <a:graphicFrameLocks noChangeAspect="1"/>
@@ -1112,7 +1589,7 @@
                   <pic:spPr>
                     <a:xfrm>
                       <a:off x="0" y="0"/>
-                      <a:ext cx="5120640" cy="1974141"/>
+                      <a:ext cx="5120640" cy="2596896"/>
                     </a:xfrm>
                     <a:prstGeom prst="rect"/>
                   </pic:spPr>
@@ -1134,7 +1611,7 @@
           <w:color w:val="C23E12"/>
           <w:sz w:val="21"/>
         </w:rPr>
-        <w:t>📸  Evidencia del entregable: el contenedor corriendo (`docker ps`)</w:t>
+        <w:t>📸  Evidencia del entregable: el contenedor corriendo («docker ps»)</w:t>
       </w:r>
     </w:p>
     <w:p>
@@ -1144,7 +1621,7 @@
       <w:r>
         <w:drawing>
           <wp:inline xmlns:a="http://schemas.openxmlformats.org/drawingml/2006/main" xmlns:pic="http://schemas.openxmlformats.org/drawingml/2006/picture">
-            <wp:extent cx="5120640" cy="1206045"/>
+            <wp:extent cx="5120640" cy="1554480"/>
             <wp:docPr id="2" name="Picture 2"/>
             <wp:cNvGraphicFramePr>
               <a:graphicFrameLocks noChangeAspect="1"/>
@@ -1165,7 +1642,7 @@
                   <pic:spPr>
                     <a:xfrm>
                       <a:off x="0" y="0"/>
-                      <a:ext cx="5120640" cy="1206045"/>
+                      <a:ext cx="5120640" cy="1554480"/>
                     </a:xfrm>
                     <a:prstGeom prst="rect"/>
                   </pic:spPr>
@@ -1186,7 +1663,7 @@
           <w:color w:val="1A1C1D"/>
           <w:sz w:val="32"/>
         </w:rPr>
-        <w:t>55–100 · Taller guiado PI (individual · equipos de 2–3 solo si tú los autorizaste) · [Slide 12]</w:t>
+        <w:t>55–100 · Taller guiado PI (individual · equipos de 2–3 solo si tú los autorizaste) · [Slide 13]</w:t>
       </w:r>
     </w:p>
     <w:p>
@@ -1264,6 +1741,7 @@
       <w:r>
         <w:rPr>
           <w:rFonts w:ascii="Consolas" w:hAnsi="Consolas"/>
+          <w:b w:val="0"/>
           <w:color w:val="111111"/>
           <w:sz w:val="21"/>
         </w:rPr>
@@ -1326,7 +1804,7 @@
           <w:color w:val="1A1C1D"/>
           <w:sz w:val="32"/>
         </w:rPr>
-        <w:t>115–120 · Cierre · [Slide 14]</w:t>
+        <w:t>115–120 · Cierre · [Slide 15]</w:t>
       </w:r>
     </w:p>
     <w:p>
@@ -1607,6 +2085,7 @@
       <w:r>
         <w:rPr>
           <w:rFonts w:ascii="Consolas" w:hAnsi="Consolas"/>
+          <w:b w:val="0"/>
           <w:color w:val="111111"/>
           <w:sz w:val="21"/>
         </w:rPr>
@@ -1664,6 +2143,7 @@
       <w:r>
         <w:rPr>
           <w:rFonts w:ascii="Consolas" w:hAnsi="Consolas"/>
+          <w:b w:val="0"/>
           <w:color w:val="111111"/>
           <w:sz w:val="21"/>
         </w:rPr>
@@ -1690,6 +2170,7 @@
       <w:r>
         <w:rPr>
           <w:rFonts w:ascii="Consolas" w:hAnsi="Consolas"/>
+          <w:b w:val="0"/>
           <w:color w:val="111111"/>
           <w:sz w:val="21"/>
         </w:rPr>

--- a/Arquitectura de Sistemas Computacionales/Kit docente/Clase 3/Guion Docente Clase 3 - Virtualizacion y contenedores.docx
+++ b/Arquitectura de Sistemas Computacionales/Kit docente/Clase 3/Guion Docente Clase 3 - Virtualizacion y contenedores.docx
@@ -261,7 +261,7 @@
           <w:color w:val="1A1C1D"/>
           <w:sz w:val="32"/>
         </w:rPr>
-        <w:t>De donde viene la clase y que se entrega hoy - diapositiva 4</w:t>
+        <w:t>De donde viene la clase y que se entrega hoy - diapositiva 12</w:t>
       </w:r>
     </w:p>
     <w:p>
@@ -284,7 +284,7 @@
           <w:color w:val="1A1C1D"/>
           <w:sz w:val="32"/>
         </w:rPr>
-        <w:t>Antes de la virtualizacion: un servidor por aplicacion - diapositiva 5</w:t>
+        <w:t>Antes de la virtualizacion: un servidor por aplicacion - diapositiva 4</w:t>
       </w:r>
     </w:p>
     <w:p>
@@ -307,7 +307,7 @@
           <w:color w:val="1A1C1D"/>
           <w:sz w:val="32"/>
         </w:rPr>
-        <w:t>Recorrer el diagrama de las dos pilas, de abajo hacia arriba - diapositiva 9</w:t>
+        <w:t>Recorrer el diagrama de las dos pilas, de abajo hacia arriba - diapositiva 8</w:t>
       </w:r>
     </w:p>
     <w:p>
@@ -330,7 +330,7 @@
           <w:color w:val="1A1C1D"/>
           <w:sz w:val="32"/>
         </w:rPr>
-        <w:t>El contenedor: aislamiento sin otro sistema operativo - diapositiva 10</w:t>
+        <w:t>El contenedor: aislamiento sin otro sistema operativo - diapositiva 9</w:t>
       </w:r>
     </w:p>
     <w:p>
@@ -353,7 +353,7 @@
           <w:color w:val="1A1C1D"/>
           <w:sz w:val="32"/>
         </w:rPr>
-        <w:t>Dockerfile, imagen, contenedor y registro: los cuatro terminos - diapositiva 7</w:t>
+        <w:t>Dockerfile, imagen, contenedor y registro: los cuatro terminos - diapositiva 6</w:t>
       </w:r>
     </w:p>
     <w:p>
@@ -376,7 +376,7 @@
           <w:color w:val="1A1C1D"/>
           <w:sz w:val="32"/>
         </w:rPr>
-        <w:t>Primer ejemplo: el stub de la API de CloudLite - diapositiva 11</w:t>
+        <w:t>Primer ejemplo: el stub de la API de CloudLite - diapositiva 10</w:t>
       </w:r>
     </w:p>
     <w:p>
@@ -419,7 +419,7 @@
           <w:color w:val="1A1C1D"/>
           <w:sz w:val="32"/>
         </w:rPr>
-        <w:t>Construir, correr y verificar: los tres comandos y el contrato de salud - diapositiva 8</w:t>
+        <w:t>Construir, correr y verificar: los tres comandos y el contrato de salud - diapositiva 7</w:t>
       </w:r>
     </w:p>
     <w:p>
@@ -462,7 +462,7 @@
           <w:color w:val="1A1C1D"/>
           <w:sz w:val="32"/>
         </w:rPr>
-        <w:t>Segundo ejemplo: leer las siete columnas de docker ps - diapositiva 6</w:t>
+        <w:t>Segundo ejemplo: leer las siete columnas de docker ps - diapositiva 5</w:t>
       </w:r>
     </w:p>
     <w:p>
@@ -485,7 +485,7 @@
           <w:color w:val="1A1C1D"/>
           <w:sz w:val="32"/>
         </w:rPr>
-        <w:t>Preguntas frecuentes y cierre conceptual (de la diapositiva 5 a la diapositiva 9)</w:t>
+        <w:t>Preguntas frecuentes y cierre conceptual (de la diapositiva 4 a la diapositiva 8)</w:t>
       </w:r>
     </w:p>
     <w:p>
@@ -617,19 +617,6 @@
           <w:color w:val="4A4A49"/>
           <w:sz w:val="22"/>
         </w:rPr>
-        <w:t>PI CloudLite — entregable de hoy</w:t>
-      </w:r>
-    </w:p>
-    <w:p>
-      <w:pPr>
-        <w:pStyle w:val="ListNumber"/>
-      </w:pPr>
-      <w:r>
-        <w:rPr>
-          <w:b w:val="0"/>
-          <w:color w:val="4A4A49"/>
-          <w:sz w:val="22"/>
-        </w:rPr>
         <w:t>VM vs contenedor</w:t>
       </w:r>
     </w:p>
@@ -734,7 +721,20 @@
           <w:color w:val="4A4A49"/>
           <w:sz w:val="22"/>
         </w:rPr>
-        <w:t>Taller PI (paso a paso)</w:t>
+        <w:t>PI CloudLite — entregable de hoy</w:t>
+      </w:r>
+    </w:p>
+    <w:p>
+      <w:pPr>
+        <w:pStyle w:val="ListNumber"/>
+      </w:pPr>
+      <w:r>
+        <w:rPr>
+          <w:b w:val="0"/>
+          <w:color w:val="4A4A49"/>
+          <w:sz w:val="22"/>
+        </w:rPr>
+        <w:t>Manos a la obra (paso a paso)</w:t>
       </w:r>
     </w:p>
     <w:p>
@@ -786,7 +786,7 @@
           <w:color w:val="1A1C1D"/>
           <w:sz w:val="32"/>
         </w:rPr>
-        <w:t>0–10 · Encuadre PI · [Slide 2][Slide 3][Slide 4]</w:t>
+        <w:t>0–10 · Encuadre PI · [Slide 2][Slide 3][Slide 12]</w:t>
       </w:r>
     </w:p>
     <w:p>
@@ -865,7 +865,7 @@
           <w:color w:val="1A1C1D"/>
           <w:sz w:val="32"/>
         </w:rPr>
-        <w:t>10–40 · Teoría Core (al servicio del taller) · desde [Slide 5]</w:t>
+        <w:t>10–40 · Teoría Core (al servicio del taller) · desde [Slide 4]</w:t>
       </w:r>
     </w:p>
     <w:p>
@@ -896,7 +896,7 @@
           <w:color w:val="4A4A49"/>
           <w:sz w:val="22"/>
         </w:rPr>
-        <w:t xml:space="preserve"> · [Slide 5]</w:t>
+        <w:t xml:space="preserve"> · [Slide 4]</w:t>
       </w:r>
     </w:p>
     <w:p>
@@ -917,7 +917,7 @@
           <w:color w:val="4A4A49"/>
           <w:sz w:val="22"/>
         </w:rPr>
-        <w:t xml:space="preserve"> · [Slide 6]</w:t>
+        <w:t xml:space="preserve"> · [Slide 5]</w:t>
       </w:r>
     </w:p>
     <w:p>
@@ -938,7 +938,7 @@
           <w:color w:val="4A4A49"/>
           <w:sz w:val="22"/>
         </w:rPr>
-        <w:t xml:space="preserve"> · [Slide 7]</w:t>
+        <w:t xml:space="preserve"> · [Slide 6]</w:t>
       </w:r>
     </w:p>
     <w:p>
@@ -959,7 +959,7 @@
           <w:color w:val="4A4A49"/>
           <w:sz w:val="22"/>
         </w:rPr>
-        <w:t xml:space="preserve"> · [Slide 8]</w:t>
+        <w:t xml:space="preserve"> · [Slide 7]</w:t>
       </w:r>
     </w:p>
     <w:p>
@@ -1040,7 +1040,7 @@
           <w:color w:val="1A1C1D"/>
           <w:sz w:val="32"/>
         </w:rPr>
-        <w:t>40–55 · Demo en vivo · [Slide 11]</w:t>
+        <w:t>40–55 · Demo en vivo · [Slide 10]</w:t>
       </w:r>
     </w:p>
     <w:p>
